--- a/docs/DOCUMENTATION_METIER.docx
+++ b/docs/DOCUMENTATION_METIER.docx
@@ -6538,6 +6538,58 @@
     <w:p/>
     <w:p>
       <w:pPr>
+        <w:pStyle w:val="Heading2"/>
+      </w:pPr>
+      <w:r>
+        <w:t>9.6 Resume des couts (Arbre de fabrication)</w:t>
+      </w:r>
+    </w:p>
+    <w:p>
+      <w:r>
+        <w:t xml:space="preserve">Dans l'arbre de fabrication, le bouton </w:t>
+      </w:r>
+      <w:r>
+        <w:rPr>
+          <w:b/>
+        </w:rPr>
+        <w:t>"Detail"</w:t>
+      </w:r>
+      <w:r>
+        <w:t xml:space="preserve"> sur chaque recette</w:t>
+      </w:r>
+    </w:p>
+    <w:p>
+      <w:r>
+        <w:t>ouvre un popup avec le resume complet des couts :</w:t>
+      </w:r>
+    </w:p>
+    <w:p>
+      <w:r>
+        <w:t>- Prix de revient unitaire, cout total, prix de vente conseille</w:t>
+      </w:r>
+    </w:p>
+    <w:p>
+      <w:r>
+        <w:t>- Repartition par poste (matieres, main d'oeuvre, frais generaux)</w:t>
+      </w:r>
+    </w:p>
+    <w:p>
+      <w:r>
+        <w:t>avec pourcentage du total et cout de la freinte</w:t>
+      </w:r>
+    </w:p>
+    <w:p>
+      <w:r>
+        <w:t>- Detail de chaque matiere premiere, sous-recette et poste de MO</w:t>
+      </w:r>
+    </w:p>
+    <w:p>
+      <w:r>
+        <w:t>- Quantite de production</w:t>
+      </w:r>
+    </w:p>
+    <w:p>
+      <w:pPr>
         <w:pStyle w:val="Title"/>
         <w:jc w:val="center"/>
       </w:pPr>

--- a/docs/DOCUMENTATION_METIER.docx
+++ b/docs/DOCUMENTATION_METIER.docx
@@ -75,7 +75,12 @@
     </w:p>
     <w:p>
       <w:r>
-        <w:t>10. [Glossaire](#10-glossaire)</w:t>
+        <w:t>10. [Administration](#10-administration)</w:t>
+      </w:r>
+    </w:p>
+    <w:p>
+      <w:r>
+        <w:t>11. [Glossaire](#11-glossaire)</w:t>
       </w:r>
     </w:p>
     <w:p>
@@ -355,7 +360,7 @@
           <w:color w:val="1E1E1E"/>
           <w:sz w:val="18"/>
         </w:rPr>
-        <w:t>Tarte aux pommes (produit fini)</w:t>
+        <w:t>[REC-003] Tarte aux pommes (produit fini, MDD, Client: Auchan)</w:t>
       </w:r>
     </w:p>
     <w:p>
@@ -368,7 +373,7 @@
           <w:color w:val="1E1E1E"/>
           <w:sz w:val="18"/>
         </w:rPr>
-        <w:t xml:space="preserve">  |-- Pate brisee (sous-recette semi-finie)</w:t>
+        <w:t xml:space="preserve">  |-- [REC-001] Pate brisee (sous-recette semi-finie)</w:t>
       </w:r>
     </w:p>
     <w:p>
@@ -381,7 +386,7 @@
           <w:color w:val="1E1E1E"/>
           <w:sz w:val="18"/>
         </w:rPr>
-        <w:t xml:space="preserve">  |     |-- Farine (matiere premiere)</w:t>
+        <w:t xml:space="preserve">  |     |-- [MAT-001] Farine (matiere premiere)</w:t>
       </w:r>
     </w:p>
     <w:p>
@@ -394,7 +399,7 @@
           <w:color w:val="1E1E1E"/>
           <w:sz w:val="18"/>
         </w:rPr>
-        <w:t xml:space="preserve">  |     |-- Beurre (matiere premiere)</w:t>
+        <w:t xml:space="preserve">  |     |-- [MAT-003] Beurre (matiere premiere)</w:t>
       </w:r>
     </w:p>
     <w:p>
@@ -407,7 +412,7 @@
           <w:color w:val="1E1E1E"/>
           <w:sz w:val="18"/>
         </w:rPr>
-        <w:t xml:space="preserve">  |     |-- Oeuf (matiere premiere)</w:t>
+        <w:t xml:space="preserve">  |     |-- [MAT-005] Oeuf (matiere premiere)</w:t>
       </w:r>
     </w:p>
     <w:p>
@@ -420,7 +425,7 @@
           <w:color w:val="1E1E1E"/>
           <w:sz w:val="18"/>
         </w:rPr>
-        <w:t xml:space="preserve">  |-- Compote de pommes (sous-recette semi-finie)</w:t>
+        <w:t xml:space="preserve">  |-- [MAT-008] Pommes Golden (matiere premiere, freinte 8%)</w:t>
       </w:r>
     </w:p>
     <w:p>
@@ -433,20 +438,7 @@
           <w:color w:val="1E1E1E"/>
           <w:sz w:val="18"/>
         </w:rPr>
-        <w:t xml:space="preserve">  |     |-- Pommes (matiere premiere, freinte 12%)</w:t>
-      </w:r>
-    </w:p>
-    <w:p>
-      <w:pPr>
-        <w:spacing w:before="0" w:after="0"/>
-      </w:pPr>
-      <w:r>
-        <w:rPr>
-          <w:rFonts w:ascii="Consolas" w:hAnsi="Consolas"/>
-          <w:color w:val="1E1E1E"/>
-          <w:sz w:val="18"/>
-        </w:rPr>
-        <w:t xml:space="preserve">  |     |-- Sucre (matiere premiere)</w:t>
+        <w:t xml:space="preserve">  |-- [MAT-004] Sucre (matiere premiere)</w:t>
       </w:r>
     </w:p>
     <w:p>
@@ -490,95 +482,17 @@
         <w:pStyle w:val="Heading2"/>
       </w:pPr>
       <w:r>
-        <w:t>2.4 Marge et prix de vente</w:t>
+        <w:t>2.4 Code article</w:t>
       </w:r>
     </w:p>
     <w:p>
       <w:r>
-        <w:t>Le prix de vente conseille est calcule a partir du prix de revient et de la</w:t>
+        <w:t>Chaque element dispose d'un code article unique pour faciliter</w:t>
       </w:r>
     </w:p>
     <w:p>
       <w:r>
-        <w:t>marge cible :</w:t>
-      </w:r>
-    </w:p>
-    <w:p>
-      <w:pPr>
-        <w:spacing w:before="0" w:after="0"/>
-      </w:pPr>
-      <w:r>
-        <w:rPr>
-          <w:rFonts w:ascii="Consolas" w:hAnsi="Consolas"/>
-          <w:color w:val="1E1E1E"/>
-          <w:sz w:val="18"/>
-        </w:rPr>
-        <w:t>Prix de vente = Prix de revient / (1 - Marge% / 100)</w:t>
-      </w:r>
-    </w:p>
-    <w:p>
-      <w:pPr>
-        <w:spacing w:before="0" w:after="0"/>
-      </w:pPr>
-      <w:r>
-        <w:rPr>
-          <w:rFonts w:ascii="Consolas" w:hAnsi="Consolas"/>
-          <w:color w:val="1E1E1E"/>
-          <w:sz w:val="18"/>
-        </w:rPr>
-      </w:r>
-    </w:p>
-    <w:p>
-      <w:pPr>
-        <w:spacing w:before="0" w:after="0"/>
-      </w:pPr>
-      <w:r>
-        <w:rPr>
-          <w:rFonts w:ascii="Consolas" w:hAnsi="Consolas"/>
-          <w:color w:val="1E1E1E"/>
-          <w:sz w:val="18"/>
-        </w:rPr>
-        <w:t>Exemple : Prix revient = 5.00 EUR, Marge = 30%</w:t>
-      </w:r>
-    </w:p>
-    <w:p>
-      <w:pPr>
-        <w:spacing w:before="0" w:after="0"/>
-      </w:pPr>
-      <w:r>
-        <w:rPr>
-          <w:rFonts w:ascii="Consolas" w:hAnsi="Consolas"/>
-          <w:color w:val="1E1E1E"/>
-          <w:sz w:val="18"/>
-        </w:rPr>
-        <w:t>Prix de vente = 5.00 / (1 - 0.30) = 5.00 / 0.70 = 7.14 EUR</w:t>
-      </w:r>
-    </w:p>
-    <w:p>
-      <w:r>
-        <w:t>La marge est definie par recette (valeur par defaut : 30%).</w:t>
-      </w:r>
-    </w:p>
-    <w:p>
-      <w:pPr>
-        <w:pStyle w:val="Title"/>
-        <w:jc w:val="center"/>
-      </w:pPr>
-      <w:r>
-        <w:t>3. Modules fonctionnels</w:t>
-      </w:r>
-    </w:p>
-    <w:p>
-      <w:pPr>
-        <w:pStyle w:val="Heading2"/>
-      </w:pPr>
-      <w:r>
-        <w:t>3.1 Matieres premieres</w:t>
-      </w:r>
-    </w:p>
-    <w:p>
-      <w:r>
-        <w:t>Catalogue des ingredients et matieres utilisees dans la production.</w:t>
+        <w:t>l'identification rapide :</w:t>
       </w:r>
     </w:p>
     <w:tbl>
@@ -605,7 +519,7 @@
                 <w:b/>
                 <w:sz w:val="18"/>
               </w:rPr>
-              <w:t>Champ</w:t>
+              <w:t>Element</w:t>
             </w:r>
           </w:p>
         </w:tc>
@@ -620,7 +534,7 @@
                 <w:b/>
                 <w:sz w:val="18"/>
               </w:rPr>
-              <w:t>Description</w:t>
+              <w:t>Prefixe</w:t>
             </w:r>
           </w:p>
         </w:tc>
@@ -635,7 +549,7 @@
                 <w:b/>
                 <w:sz w:val="18"/>
               </w:rPr>
-              <w:t>Obligatoire</w:t>
+              <w:t>Exemple</w:t>
             </w:r>
           </w:p>
         </w:tc>
@@ -651,7 +565,7 @@
               <w:rPr>
                 <w:sz w:val="18"/>
               </w:rPr>
-              <w:t>Nom</w:t>
+              <w:t>Matiere premiere</w:t>
             </w:r>
           </w:p>
         </w:tc>
@@ -665,7 +579,7 @@
               <w:rPr>
                 <w:sz w:val="18"/>
               </w:rPr>
-              <w:t>Designation de la matiere</w:t>
+              <w:t>MAT-</w:t>
             </w:r>
           </w:p>
         </w:tc>
@@ -679,7 +593,7 @@
               <w:rPr>
                 <w:sz w:val="18"/>
               </w:rPr>
-              <w:t>Oui</w:t>
+              <w:t>MAT-001, MAT-002</w:t>
             </w:r>
           </w:p>
         </w:tc>
@@ -695,7 +609,7 @@
               <w:rPr>
                 <w:sz w:val="18"/>
               </w:rPr>
-              <w:t>Code article</w:t>
+              <w:t>Recette</w:t>
             </w:r>
           </w:p>
         </w:tc>
@@ -709,7 +623,7 @@
               <w:rPr>
                 <w:sz w:val="18"/>
               </w:rPr>
-              <w:t>Reference interne (ex: MAT-001)</w:t>
+              <w:t>REC-</w:t>
             </w:r>
           </w:p>
         </w:tc>
@@ -723,7 +637,7 @@
               <w:rPr>
                 <w:sz w:val="18"/>
               </w:rPr>
-              <w:t>Non</w:t>
+              <w:t>REC-001, REC-002</w:t>
             </w:r>
           </w:p>
         </w:tc>
@@ -739,7 +653,7 @@
               <w:rPr>
                 <w:sz w:val="18"/>
               </w:rPr>
-              <w:t>Unite</w:t>
+              <w:t>Client</w:t>
             </w:r>
           </w:p>
         </w:tc>
@@ -753,7 +667,7 @@
               <w:rPr>
                 <w:sz w:val="18"/>
               </w:rPr>
-              <w:t>Unite de mesure (kg, L, piece, etc.)</w:t>
+              <w:t>CLI-</w:t>
             </w:r>
           </w:p>
         </w:tc>
@@ -767,227 +681,7 @@
               <w:rPr>
                 <w:sz w:val="18"/>
               </w:rPr>
-              <w:t>Oui</w:t>
-            </w:r>
-          </w:p>
-        </w:tc>
-      </w:tr>
-      <w:tr>
-        <w:tc>
-          <w:tcPr>
-            <w:tcW w:type="dxa" w:w="3135"/>
-          </w:tcPr>
-          <w:p>
-            <w:pPr/>
-            <w:r>
-              <w:rPr>
-                <w:sz w:val="18"/>
-              </w:rPr>
-              <w:t>Prix unitaire</w:t>
-            </w:r>
-          </w:p>
-        </w:tc>
-        <w:tc>
-          <w:tcPr>
-            <w:tcW w:type="dxa" w:w="3135"/>
-          </w:tcPr>
-          <w:p>
-            <w:pPr/>
-            <w:r>
-              <w:rPr>
-                <w:sz w:val="18"/>
-              </w:rPr>
-              <w:t>Cout d'achat par unite (EUR)</w:t>
-            </w:r>
-          </w:p>
-        </w:tc>
-        <w:tc>
-          <w:tcPr>
-            <w:tcW w:type="dxa" w:w="3135"/>
-          </w:tcPr>
-          <w:p>
-            <w:pPr/>
-            <w:r>
-              <w:rPr>
-                <w:sz w:val="18"/>
-              </w:rPr>
-              <w:t>Oui</w:t>
-            </w:r>
-          </w:p>
-        </w:tc>
-      </w:tr>
-      <w:tr>
-        <w:tc>
-          <w:tcPr>
-            <w:tcW w:type="dxa" w:w="3135"/>
-          </w:tcPr>
-          <w:p>
-            <w:pPr/>
-            <w:r>
-              <w:rPr>
-                <w:sz w:val="18"/>
-              </w:rPr>
-              <w:t>Freinte (%)</w:t>
-            </w:r>
-          </w:p>
-        </w:tc>
-        <w:tc>
-          <w:tcPr>
-            <w:tcW w:type="dxa" w:w="3135"/>
-          </w:tcPr>
-          <w:p>
-            <w:pPr/>
-            <w:r>
-              <w:rPr>
-                <w:sz w:val="18"/>
-              </w:rPr>
-              <w:t>Pourcentage de perte (0-100)</w:t>
-            </w:r>
-          </w:p>
-        </w:tc>
-        <w:tc>
-          <w:tcPr>
-            <w:tcW w:type="dxa" w:w="3135"/>
-          </w:tcPr>
-          <w:p>
-            <w:pPr/>
-            <w:r>
-              <w:rPr>
-                <w:sz w:val="18"/>
-              </w:rPr>
-              <w:t>Non (defaut: 0)</w:t>
-            </w:r>
-          </w:p>
-        </w:tc>
-      </w:tr>
-      <w:tr>
-        <w:tc>
-          <w:tcPr>
-            <w:tcW w:type="dxa" w:w="3135"/>
-          </w:tcPr>
-          <w:p>
-            <w:pPr/>
-            <w:r>
-              <w:rPr>
-                <w:sz w:val="18"/>
-              </w:rPr>
-              <w:t>Fournisseur</w:t>
-            </w:r>
-          </w:p>
-        </w:tc>
-        <w:tc>
-          <w:tcPr>
-            <w:tcW w:type="dxa" w:w="3135"/>
-          </w:tcPr>
-          <w:p>
-            <w:pPr/>
-            <w:r>
-              <w:rPr>
-                <w:sz w:val="18"/>
-              </w:rPr>
-              <w:t>Fournisseur principal</w:t>
-            </w:r>
-          </w:p>
-        </w:tc>
-        <w:tc>
-          <w:tcPr>
-            <w:tcW w:type="dxa" w:w="3135"/>
-          </w:tcPr>
-          <w:p>
-            <w:pPr/>
-            <w:r>
-              <w:rPr>
-                <w:sz w:val="18"/>
-              </w:rPr>
-              <w:t>Non</w:t>
-            </w:r>
-          </w:p>
-        </w:tc>
-      </w:tr>
-      <w:tr>
-        <w:tc>
-          <w:tcPr>
-            <w:tcW w:type="dxa" w:w="3135"/>
-          </w:tcPr>
-          <w:p>
-            <w:pPr/>
-            <w:r>
-              <w:rPr>
-                <w:sz w:val="18"/>
-              </w:rPr>
-              <w:t>Categorie</w:t>
-            </w:r>
-          </w:p>
-        </w:tc>
-        <w:tc>
-          <w:tcPr>
-            <w:tcW w:type="dxa" w:w="3135"/>
-          </w:tcPr>
-          <w:p>
-            <w:pPr/>
-            <w:r>
-              <w:rPr>
-                <w:sz w:val="18"/>
-              </w:rPr>
-              <w:t>Classification (epices, legumes, etc.)</w:t>
-            </w:r>
-          </w:p>
-        </w:tc>
-        <w:tc>
-          <w:tcPr>
-            <w:tcW w:type="dxa" w:w="3135"/>
-          </w:tcPr>
-          <w:p>
-            <w:pPr/>
-            <w:r>
-              <w:rPr>
-                <w:sz w:val="18"/>
-              </w:rPr>
-              <w:t>Non</w:t>
-            </w:r>
-          </w:p>
-        </w:tc>
-      </w:tr>
-      <w:tr>
-        <w:tc>
-          <w:tcPr>
-            <w:tcW w:type="dxa" w:w="3135"/>
-          </w:tcPr>
-          <w:p>
-            <w:pPr/>
-            <w:r>
-              <w:rPr>
-                <w:sz w:val="18"/>
-              </w:rPr>
-              <w:t>Stock</w:t>
-            </w:r>
-          </w:p>
-        </w:tc>
-        <w:tc>
-          <w:tcPr>
-            <w:tcW w:type="dxa" w:w="3135"/>
-          </w:tcPr>
-          <w:p>
-            <w:pPr/>
-            <w:r>
-              <w:rPr>
-                <w:sz w:val="18"/>
-              </w:rPr>
-              <w:t>Quantite en stock</w:t>
-            </w:r>
-          </w:p>
-        </w:tc>
-        <w:tc>
-          <w:tcPr>
-            <w:tcW w:type="dxa" w:w="3135"/>
-          </w:tcPr>
-          <w:p>
-            <w:pPr/>
-            <w:r>
-              <w:rPr>
-                <w:sz w:val="18"/>
-              </w:rPr>
-              <w:t>Non</w:t>
+              <w:t>CLI-001, CLI-002</w:t>
             </w:r>
           </w:p>
         </w:tc>
@@ -995,20 +689,18 @@
     </w:tbl>
     <w:p/>
     <w:p>
-      <w:r/>
-      <w:r>
-        <w:rPr>
-          <w:b/>
-        </w:rPr>
-        <w:t>Regle :</w:t>
-      </w:r>
-      <w:r>
-        <w:t xml:space="preserve"> Quand le prix unitaire d'une matiere est modifie, l'ancien</w:t>
+      <w:r>
+        <w:t>Le code article des recettes est auto-genere a la creation (incrementiel).</w:t>
       </w:r>
     </w:p>
     <w:p>
       <w:r>
-        <w:t>prix est enregistre dans l'historique des prix matieres.</w:t>
+        <w:t>Il est affiche dans l'arbre BOM, le tableau des recettes et le tableau des</w:t>
+      </w:r>
+    </w:p>
+    <w:p>
+      <w:r>
+        <w:t>couts.</w:t>
       </w:r>
     </w:p>
     <w:p>
@@ -1016,12 +708,12 @@
         <w:pStyle w:val="Heading2"/>
       </w:pPr>
       <w:r>
-        <w:t>3.2 Fournisseurs</w:t>
+        <w:t>2.5 Types de produit</w:t>
       </w:r>
     </w:p>
     <w:p>
       <w:r>
-        <w:t>Referentiel des fournisseurs de matieres premieres.</w:t>
+        <w:t>Chaque recette (produit fini) peut etre associee a un type de produit :</w:t>
       </w:r>
     </w:p>
     <w:tbl>
@@ -1048,7 +740,7 @@
                 <w:b/>
                 <w:sz w:val="18"/>
               </w:rPr>
-              <w:t>Champ</w:t>
+              <w:t>Code</w:t>
             </w:r>
           </w:p>
         </w:tc>
@@ -1063,7 +755,7 @@
                 <w:b/>
                 <w:sz w:val="18"/>
               </w:rPr>
-              <w:t>Description</w:t>
+              <w:t>Signification</w:t>
             </w:r>
           </w:p>
         </w:tc>
@@ -1078,7 +770,7 @@
                 <w:b/>
                 <w:sz w:val="18"/>
               </w:rPr>
-              <w:t>Obligatoire</w:t>
+              <w:t>Couleur UI</w:t>
             </w:r>
           </w:p>
         </w:tc>
@@ -1094,7 +786,7 @@
               <w:rPr>
                 <w:sz w:val="18"/>
               </w:rPr>
-              <w:t>Nom</w:t>
+              <w:t>MDD</w:t>
             </w:r>
           </w:p>
         </w:tc>
@@ -1108,7 +800,7 @@
               <w:rPr>
                 <w:sz w:val="18"/>
               </w:rPr>
-              <w:t>Raison sociale</w:t>
+              <w:t>Marque De Distributeur</w:t>
             </w:r>
           </w:p>
         </w:tc>
@@ -1122,7 +814,7 @@
               <w:rPr>
                 <w:sz w:val="18"/>
               </w:rPr>
-              <w:t>Oui</w:t>
+              <w:t>Bleu</w:t>
             </w:r>
           </w:p>
         </w:tc>
@@ -1138,7 +830,7 @@
               <w:rPr>
                 <w:sz w:val="18"/>
               </w:rPr>
-              <w:t>Code</w:t>
+              <w:t>MN</w:t>
             </w:r>
           </w:p>
         </w:tc>
@@ -1152,7 +844,7 @@
               <w:rPr>
                 <w:sz w:val="18"/>
               </w:rPr>
-              <w:t>Reference interne (ex: FRN-001)</w:t>
+              <w:t>Marque Nationale</w:t>
             </w:r>
           </w:p>
         </w:tc>
@@ -1166,7 +858,7 @@
               <w:rPr>
                 <w:sz w:val="18"/>
               </w:rPr>
-              <w:t>Non</w:t>
+              <w:t>Vert</w:t>
             </w:r>
           </w:p>
         </w:tc>
@@ -1182,7 +874,7 @@
               <w:rPr>
                 <w:sz w:val="18"/>
               </w:rPr>
-              <w:t>Contact</w:t>
+              <w:t>SM</w:t>
             </w:r>
           </w:p>
         </w:tc>
@@ -1196,7 +888,7 @@
               <w:rPr>
                 <w:sz w:val="18"/>
               </w:rPr>
-              <w:t>Nom du contact</w:t>
+              <w:t>Sans Marque</w:t>
             </w:r>
           </w:p>
         </w:tc>
@@ -1210,7 +902,7 @@
               <w:rPr>
                 <w:sz w:val="18"/>
               </w:rPr>
-              <w:t>Non</w:t>
+              <w:t>Gris</w:t>
             </w:r>
           </w:p>
         </w:tc>
@@ -1226,7 +918,7 @@
               <w:rPr>
                 <w:sz w:val="18"/>
               </w:rPr>
-              <w:t>Email</w:t>
+              <w:t>MP</w:t>
             </w:r>
           </w:p>
         </w:tc>
@@ -1240,7 +932,7 @@
               <w:rPr>
                 <w:sz w:val="18"/>
               </w:rPr>
-              <w:t>Adresse email</w:t>
+              <w:t>Marque Propre</w:t>
             </w:r>
           </w:p>
         </w:tc>
@@ -1254,95 +946,7 @@
               <w:rPr>
                 <w:sz w:val="18"/>
               </w:rPr>
-              <w:t>Non</w:t>
-            </w:r>
-          </w:p>
-        </w:tc>
-      </w:tr>
-      <w:tr>
-        <w:tc>
-          <w:tcPr>
-            <w:tcW w:type="dxa" w:w="3135"/>
-          </w:tcPr>
-          <w:p>
-            <w:pPr/>
-            <w:r>
-              <w:rPr>
-                <w:sz w:val="18"/>
-              </w:rPr>
-              <w:t>Telephone</w:t>
-            </w:r>
-          </w:p>
-        </w:tc>
-        <w:tc>
-          <w:tcPr>
-            <w:tcW w:type="dxa" w:w="3135"/>
-          </w:tcPr>
-          <w:p>
-            <w:pPr/>
-            <w:r>
-              <w:rPr>
-                <w:sz w:val="18"/>
-              </w:rPr>
-              <w:t>Numero de telephone</w:t>
-            </w:r>
-          </w:p>
-        </w:tc>
-        <w:tc>
-          <w:tcPr>
-            <w:tcW w:type="dxa" w:w="3135"/>
-          </w:tcPr>
-          <w:p>
-            <w:pPr/>
-            <w:r>
-              <w:rPr>
-                <w:sz w:val="18"/>
-              </w:rPr>
-              <w:t>Non</w:t>
-            </w:r>
-          </w:p>
-        </w:tc>
-      </w:tr>
-      <w:tr>
-        <w:tc>
-          <w:tcPr>
-            <w:tcW w:type="dxa" w:w="3135"/>
-          </w:tcPr>
-          <w:p>
-            <w:pPr/>
-            <w:r>
-              <w:rPr>
-                <w:sz w:val="18"/>
-              </w:rPr>
-              <w:t>Adresse</w:t>
-            </w:r>
-          </w:p>
-        </w:tc>
-        <w:tc>
-          <w:tcPr>
-            <w:tcW w:type="dxa" w:w="3135"/>
-          </w:tcPr>
-          <w:p>
-            <w:pPr/>
-            <w:r>
-              <w:rPr>
-                <w:sz w:val="18"/>
-              </w:rPr>
-              <w:t>Adresse postale</w:t>
-            </w:r>
-          </w:p>
-        </w:tc>
-        <w:tc>
-          <w:tcPr>
-            <w:tcW w:type="dxa" w:w="3135"/>
-          </w:tcPr>
-          <w:p>
-            <w:pPr/>
-            <w:r>
-              <w:rPr>
-                <w:sz w:val="18"/>
-              </w:rPr>
-              <w:t>Non</w:t>
+              <w:t>Violet</w:t>
             </w:r>
           </w:p>
         </w:tc>
@@ -1350,16 +954,104 @@
     </w:tbl>
     <w:p/>
     <w:p>
+      <w:r>
+        <w:t>Le type produit est utilise pour le filtrage et le reporting.</w:t>
+      </w:r>
+    </w:p>
+    <w:p>
       <w:pPr>
         <w:pStyle w:val="Heading2"/>
       </w:pPr>
       <w:r>
-        <w:t>3.3 Categories</w:t>
+        <w:t>2.6 Marge et prix de vente</w:t>
       </w:r>
     </w:p>
     <w:p>
       <w:r>
-        <w:t>Classification des matieres premieres pour le reporting et le filtrage.</w:t>
+        <w:t>Le prix de vente conseille est calcule a partir du prix de revient et de la</w:t>
+      </w:r>
+    </w:p>
+    <w:p>
+      <w:r>
+        <w:t>marge cible :</w:t>
+      </w:r>
+    </w:p>
+    <w:p>
+      <w:pPr>
+        <w:spacing w:before="0" w:after="0"/>
+      </w:pPr>
+      <w:r>
+        <w:rPr>
+          <w:rFonts w:ascii="Consolas" w:hAnsi="Consolas"/>
+          <w:color w:val="1E1E1E"/>
+          <w:sz w:val="18"/>
+        </w:rPr>
+        <w:t>Prix de vente = Prix de revient / (1 - Marge% / 100)</w:t>
+      </w:r>
+    </w:p>
+    <w:p>
+      <w:pPr>
+        <w:spacing w:before="0" w:after="0"/>
+      </w:pPr>
+      <w:r>
+        <w:rPr>
+          <w:rFonts w:ascii="Consolas" w:hAnsi="Consolas"/>
+          <w:color w:val="1E1E1E"/>
+          <w:sz w:val="18"/>
+        </w:rPr>
+      </w:r>
+    </w:p>
+    <w:p>
+      <w:pPr>
+        <w:spacing w:before="0" w:after="0"/>
+      </w:pPr>
+      <w:r>
+        <w:rPr>
+          <w:rFonts w:ascii="Consolas" w:hAnsi="Consolas"/>
+          <w:color w:val="1E1E1E"/>
+          <w:sz w:val="18"/>
+        </w:rPr>
+        <w:t>Exemple : Prix revient = 5.00 EUR, Marge = 30%</w:t>
+      </w:r>
+    </w:p>
+    <w:p>
+      <w:pPr>
+        <w:spacing w:before="0" w:after="0"/>
+      </w:pPr>
+      <w:r>
+        <w:rPr>
+          <w:rFonts w:ascii="Consolas" w:hAnsi="Consolas"/>
+          <w:color w:val="1E1E1E"/>
+          <w:sz w:val="18"/>
+        </w:rPr>
+        <w:t>Prix de vente = 5.00 / (1 - 0.30) = 5.00 / 0.70 = 7.14 EUR</w:t>
+      </w:r>
+    </w:p>
+    <w:p>
+      <w:r>
+        <w:t>La marge est definie par recette (valeur par defaut : 30%).</w:t>
+      </w:r>
+    </w:p>
+    <w:p>
+      <w:pPr>
+        <w:pStyle w:val="Title"/>
+        <w:jc w:val="center"/>
+      </w:pPr>
+      <w:r>
+        <w:t>3. Modules fonctionnels</w:t>
+      </w:r>
+    </w:p>
+    <w:p>
+      <w:pPr>
+        <w:pStyle w:val="Heading2"/>
+      </w:pPr>
+      <w:r>
+        <w:t>3.1 Matieres premieres</w:t>
+      </w:r>
+    </w:p>
+    <w:p>
+      <w:r>
+        <w:t>Catalogue des ingredients et matieres utilisees dans la production.</w:t>
       </w:r>
     </w:p>
     <w:tbl>
@@ -1446,7 +1138,7 @@
               <w:rPr>
                 <w:sz w:val="18"/>
               </w:rPr>
-              <w:t>Nom de la categorie</w:t>
+              <w:t>Designation de la matiere</w:t>
             </w:r>
           </w:p>
         </w:tc>
@@ -1476,7 +1168,7 @@
               <w:rPr>
                 <w:sz w:val="18"/>
               </w:rPr>
-              <w:t>Description</w:t>
+              <w:t>Code article</w:t>
             </w:r>
           </w:p>
         </w:tc>
@@ -1490,7 +1182,271 @@
               <w:rPr>
                 <w:sz w:val="18"/>
               </w:rPr>
-              <w:t>Precision optionnelle</w:t>
+              <w:t>Reference interne (ex: MAT-001)</w:t>
+            </w:r>
+          </w:p>
+        </w:tc>
+        <w:tc>
+          <w:tcPr>
+            <w:tcW w:type="dxa" w:w="3135"/>
+          </w:tcPr>
+          <w:p>
+            <w:pPr/>
+            <w:r>
+              <w:rPr>
+                <w:sz w:val="18"/>
+              </w:rPr>
+              <w:t>Non</w:t>
+            </w:r>
+          </w:p>
+        </w:tc>
+      </w:tr>
+      <w:tr>
+        <w:tc>
+          <w:tcPr>
+            <w:tcW w:type="dxa" w:w="3135"/>
+          </w:tcPr>
+          <w:p>
+            <w:pPr/>
+            <w:r>
+              <w:rPr>
+                <w:sz w:val="18"/>
+              </w:rPr>
+              <w:t>Unite</w:t>
+            </w:r>
+          </w:p>
+        </w:tc>
+        <w:tc>
+          <w:tcPr>
+            <w:tcW w:type="dxa" w:w="3135"/>
+          </w:tcPr>
+          <w:p>
+            <w:pPr/>
+            <w:r>
+              <w:rPr>
+                <w:sz w:val="18"/>
+              </w:rPr>
+              <w:t>Unite de mesure (kg, L, piece, etc.)</w:t>
+            </w:r>
+          </w:p>
+        </w:tc>
+        <w:tc>
+          <w:tcPr>
+            <w:tcW w:type="dxa" w:w="3135"/>
+          </w:tcPr>
+          <w:p>
+            <w:pPr/>
+            <w:r>
+              <w:rPr>
+                <w:sz w:val="18"/>
+              </w:rPr>
+              <w:t>Oui</w:t>
+            </w:r>
+          </w:p>
+        </w:tc>
+      </w:tr>
+      <w:tr>
+        <w:tc>
+          <w:tcPr>
+            <w:tcW w:type="dxa" w:w="3135"/>
+          </w:tcPr>
+          <w:p>
+            <w:pPr/>
+            <w:r>
+              <w:rPr>
+                <w:sz w:val="18"/>
+              </w:rPr>
+              <w:t>Prix unitaire</w:t>
+            </w:r>
+          </w:p>
+        </w:tc>
+        <w:tc>
+          <w:tcPr>
+            <w:tcW w:type="dxa" w:w="3135"/>
+          </w:tcPr>
+          <w:p>
+            <w:pPr/>
+            <w:r>
+              <w:rPr>
+                <w:sz w:val="18"/>
+              </w:rPr>
+              <w:t>Cout d'achat par unite (EUR)</w:t>
+            </w:r>
+          </w:p>
+        </w:tc>
+        <w:tc>
+          <w:tcPr>
+            <w:tcW w:type="dxa" w:w="3135"/>
+          </w:tcPr>
+          <w:p>
+            <w:pPr/>
+            <w:r>
+              <w:rPr>
+                <w:sz w:val="18"/>
+              </w:rPr>
+              <w:t>Oui</w:t>
+            </w:r>
+          </w:p>
+        </w:tc>
+      </w:tr>
+      <w:tr>
+        <w:tc>
+          <w:tcPr>
+            <w:tcW w:type="dxa" w:w="3135"/>
+          </w:tcPr>
+          <w:p>
+            <w:pPr/>
+            <w:r>
+              <w:rPr>
+                <w:sz w:val="18"/>
+              </w:rPr>
+              <w:t>Freinte (%)</w:t>
+            </w:r>
+          </w:p>
+        </w:tc>
+        <w:tc>
+          <w:tcPr>
+            <w:tcW w:type="dxa" w:w="3135"/>
+          </w:tcPr>
+          <w:p>
+            <w:pPr/>
+            <w:r>
+              <w:rPr>
+                <w:sz w:val="18"/>
+              </w:rPr>
+              <w:t>Pourcentage de perte (0-100)</w:t>
+            </w:r>
+          </w:p>
+        </w:tc>
+        <w:tc>
+          <w:tcPr>
+            <w:tcW w:type="dxa" w:w="3135"/>
+          </w:tcPr>
+          <w:p>
+            <w:pPr/>
+            <w:r>
+              <w:rPr>
+                <w:sz w:val="18"/>
+              </w:rPr>
+              <w:t>Non (defaut: 0)</w:t>
+            </w:r>
+          </w:p>
+        </w:tc>
+      </w:tr>
+      <w:tr>
+        <w:tc>
+          <w:tcPr>
+            <w:tcW w:type="dxa" w:w="3135"/>
+          </w:tcPr>
+          <w:p>
+            <w:pPr/>
+            <w:r>
+              <w:rPr>
+                <w:sz w:val="18"/>
+              </w:rPr>
+              <w:t>Fournisseur</w:t>
+            </w:r>
+          </w:p>
+        </w:tc>
+        <w:tc>
+          <w:tcPr>
+            <w:tcW w:type="dxa" w:w="3135"/>
+          </w:tcPr>
+          <w:p>
+            <w:pPr/>
+            <w:r>
+              <w:rPr>
+                <w:sz w:val="18"/>
+              </w:rPr>
+              <w:t>Fournisseur principal</w:t>
+            </w:r>
+          </w:p>
+        </w:tc>
+        <w:tc>
+          <w:tcPr>
+            <w:tcW w:type="dxa" w:w="3135"/>
+          </w:tcPr>
+          <w:p>
+            <w:pPr/>
+            <w:r>
+              <w:rPr>
+                <w:sz w:val="18"/>
+              </w:rPr>
+              <w:t>Non</w:t>
+            </w:r>
+          </w:p>
+        </w:tc>
+      </w:tr>
+      <w:tr>
+        <w:tc>
+          <w:tcPr>
+            <w:tcW w:type="dxa" w:w="3135"/>
+          </w:tcPr>
+          <w:p>
+            <w:pPr/>
+            <w:r>
+              <w:rPr>
+                <w:sz w:val="18"/>
+              </w:rPr>
+              <w:t>Categorie</w:t>
+            </w:r>
+          </w:p>
+        </w:tc>
+        <w:tc>
+          <w:tcPr>
+            <w:tcW w:type="dxa" w:w="3135"/>
+          </w:tcPr>
+          <w:p>
+            <w:pPr/>
+            <w:r>
+              <w:rPr>
+                <w:sz w:val="18"/>
+              </w:rPr>
+              <w:t>Classification (epices, legumes, etc.)</w:t>
+            </w:r>
+          </w:p>
+        </w:tc>
+        <w:tc>
+          <w:tcPr>
+            <w:tcW w:type="dxa" w:w="3135"/>
+          </w:tcPr>
+          <w:p>
+            <w:pPr/>
+            <w:r>
+              <w:rPr>
+                <w:sz w:val="18"/>
+              </w:rPr>
+              <w:t>Non</w:t>
+            </w:r>
+          </w:p>
+        </w:tc>
+      </w:tr>
+      <w:tr>
+        <w:tc>
+          <w:tcPr>
+            <w:tcW w:type="dxa" w:w="3135"/>
+          </w:tcPr>
+          <w:p>
+            <w:pPr/>
+            <w:r>
+              <w:rPr>
+                <w:sz w:val="18"/>
+              </w:rPr>
+              <w:t>Stock</w:t>
+            </w:r>
+          </w:p>
+        </w:tc>
+        <w:tc>
+          <w:tcPr>
+            <w:tcW w:type="dxa" w:w="3135"/>
+          </w:tcPr>
+          <w:p>
+            <w:pPr/>
+            <w:r>
+              <w:rPr>
+                <w:sz w:val="18"/>
+              </w:rPr>
+              <w:t>Quantite en stock</w:t>
             </w:r>
           </w:p>
         </w:tc>
@@ -1512,164 +1468,33 @@
     </w:tbl>
     <w:p/>
     <w:p>
-      <w:pPr>
-        <w:pStyle w:val="Heading2"/>
-      </w:pPr>
-      <w:r>
-        <w:t>3.4 Unites de mesure</w:t>
+      <w:r/>
+      <w:r>
+        <w:rPr>
+          <w:b/>
+        </w:rPr>
+        <w:t>Regle :</w:t>
+      </w:r>
+      <w:r>
+        <w:t xml:space="preserve"> Quand le prix unitaire d'une matiere est modifie, l'ancien</w:t>
       </w:r>
     </w:p>
     <w:p>
       <w:r>
-        <w:t>Referentiel des unites utilisables dans l'application.</w:t>
+        <w:t>prix est enregistre dans l'historique des prix matieres.</w:t>
       </w:r>
     </w:p>
-    <w:tbl>
-      <w:tblPr>
-        <w:tblStyle w:val="LightGrid-Accent1"/>
-        <w:tblW w:type="auto" w:w="0"/>
-        <w:jc w:val="center"/>
-        <w:tblLook w:firstColumn="1" w:firstRow="1" w:lastColumn="0" w:lastRow="0" w:noHBand="0" w:noVBand="1" w:val="04A0"/>
-      </w:tblPr>
-      <w:tblGrid>
-        <w:gridCol w:w="4703"/>
-        <w:gridCol w:w="4703"/>
-      </w:tblGrid>
-      <w:tr>
-        <w:tc>
-          <w:tcPr>
-            <w:tcW w:type="dxa" w:w="4703"/>
-          </w:tcPr>
-          <w:p>
-            <w:pPr/>
-            <w:r>
-              <w:rPr>
-                <w:b/>
-                <w:sz w:val="18"/>
-              </w:rPr>
-              <w:t>Champ</w:t>
-            </w:r>
-          </w:p>
-        </w:tc>
-        <w:tc>
-          <w:tcPr>
-            <w:tcW w:type="dxa" w:w="4703"/>
-          </w:tcPr>
-          <w:p>
-            <w:pPr/>
-            <w:r>
-              <w:rPr>
-                <w:b/>
-                <w:sz w:val="18"/>
-              </w:rPr>
-              <w:t>Description</w:t>
-            </w:r>
-          </w:p>
-        </w:tc>
-      </w:tr>
-      <w:tr>
-        <w:tc>
-          <w:tcPr>
-            <w:tcW w:type="dxa" w:w="4703"/>
-          </w:tcPr>
-          <w:p>
-            <w:pPr/>
-            <w:r>
-              <w:rPr>
-                <w:sz w:val="18"/>
-              </w:rPr>
-              <w:t>Nom</w:t>
-            </w:r>
-          </w:p>
-        </w:tc>
-        <w:tc>
-          <w:tcPr>
-            <w:tcW w:type="dxa" w:w="4703"/>
-          </w:tcPr>
-          <w:p>
-            <w:pPr/>
-            <w:r>
-              <w:rPr>
-                <w:sz w:val="18"/>
-              </w:rPr>
-              <w:t>Designation (Kilogramme, Litre, etc.)</w:t>
-            </w:r>
-          </w:p>
-        </w:tc>
-      </w:tr>
-      <w:tr>
-        <w:tc>
-          <w:tcPr>
-            <w:tcW w:type="dxa" w:w="4703"/>
-          </w:tcPr>
-          <w:p>
-            <w:pPr/>
-            <w:r>
-              <w:rPr>
-                <w:sz w:val="18"/>
-              </w:rPr>
-              <w:t>Symbole</w:t>
-            </w:r>
-          </w:p>
-        </w:tc>
-        <w:tc>
-          <w:tcPr>
-            <w:tcW w:type="dxa" w:w="4703"/>
-          </w:tcPr>
-          <w:p>
-            <w:pPr/>
-            <w:r>
-              <w:rPr>
-                <w:sz w:val="18"/>
-              </w:rPr>
-              <w:t>Abreviation (kg, L, pce, etc.)</w:t>
-            </w:r>
-          </w:p>
-        </w:tc>
-      </w:tr>
-      <w:tr>
-        <w:tc>
-          <w:tcPr>
-            <w:tcW w:type="dxa" w:w="4703"/>
-          </w:tcPr>
-          <w:p>
-            <w:pPr/>
-            <w:r>
-              <w:rPr>
-                <w:sz w:val="18"/>
-              </w:rPr>
-              <w:t>Type</w:t>
-            </w:r>
-          </w:p>
-        </w:tc>
-        <w:tc>
-          <w:tcPr>
-            <w:tcW w:type="dxa" w:w="4703"/>
-          </w:tcPr>
-          <w:p>
-            <w:pPr/>
-            <w:r>
-              <w:rPr>
-                <w:sz w:val="18"/>
-              </w:rPr>
-              <w:t>Poids / Volume / Quantite / Longueur</w:t>
-            </w:r>
-          </w:p>
-        </w:tc>
-      </w:tr>
-    </w:tbl>
-    <w:p/>
     <w:p>
       <w:pPr>
         <w:pStyle w:val="Heading2"/>
       </w:pPr>
       <w:r>
-        <w:t>3.5 Recettes</w:t>
+        <w:t>3.2 Clients</w:t>
       </w:r>
     </w:p>
     <w:p>
       <w:r>
-        <w:t>Une recette represente un produit (fini ou semi-fini) avec ses composants.</w:t>
+        <w:t>Referentiel des clients auxquels sont associees les recettes.</w:t>
       </w:r>
     </w:p>
     <w:tbl>
@@ -1756,7 +1581,7 @@
               <w:rPr>
                 <w:sz w:val="18"/>
               </w:rPr>
-              <w:t>Nom du produit</w:t>
+              <w:t>Raison sociale</w:t>
             </w:r>
           </w:p>
         </w:tc>
@@ -1786,7 +1611,7 @@
               <w:rPr>
                 <w:sz w:val="18"/>
               </w:rPr>
-              <w:t>Description</w:t>
+              <w:t>Code</w:t>
             </w:r>
           </w:p>
         </w:tc>
@@ -1800,7 +1625,7 @@
               <w:rPr>
                 <w:sz w:val="18"/>
               </w:rPr>
-              <w:t>Details du produit</w:t>
+              <w:t>Reference interne (ex: CLI-001)</w:t>
             </w:r>
           </w:p>
         </w:tc>
@@ -1830,7 +1655,7 @@
               <w:rPr>
                 <w:sz w:val="18"/>
               </w:rPr>
-              <w:t>Quantite produite</w:t>
+              <w:t>Contact</w:t>
             </w:r>
           </w:p>
         </w:tc>
@@ -1844,7 +1669,7 @@
               <w:rPr>
                 <w:sz w:val="18"/>
               </w:rPr>
-              <w:t>Nombre d'unites fabriquees par recette</w:t>
+              <w:t>Nom du contact</w:t>
             </w:r>
           </w:p>
         </w:tc>
@@ -1858,7 +1683,7 @@
               <w:rPr>
                 <w:sz w:val="18"/>
               </w:rPr>
-              <w:t>Oui (defaut: 1)</w:t>
+              <w:t>Non</w:t>
             </w:r>
           </w:p>
         </w:tc>
@@ -1874,7 +1699,7 @@
               <w:rPr>
                 <w:sz w:val="18"/>
               </w:rPr>
-              <w:t>Unite de sortie</w:t>
+              <w:t>Email</w:t>
             </w:r>
           </w:p>
         </w:tc>
@@ -1888,7 +1713,7 @@
               <w:rPr>
                 <w:sz w:val="18"/>
               </w:rPr>
-              <w:t>Unite du produit fini (piece, kg, L)</w:t>
+              <w:t>Adresse email</w:t>
             </w:r>
           </w:p>
         </w:tc>
@@ -1902,7 +1727,7 @@
               <w:rPr>
                 <w:sz w:val="18"/>
               </w:rPr>
-              <w:t>Oui</w:t>
+              <w:t>Non</w:t>
             </w:r>
           </w:p>
         </w:tc>
@@ -1918,7 +1743,7 @@
               <w:rPr>
                 <w:sz w:val="18"/>
               </w:rPr>
-              <w:t>Marge cible (%)</w:t>
+              <w:t>Telephone</w:t>
             </w:r>
           </w:p>
         </w:tc>
@@ -1932,7 +1757,7 @@
               <w:rPr>
                 <w:sz w:val="18"/>
               </w:rPr>
-              <w:t>Marge souhaitee pour le calcul du prix de vente</w:t>
+              <w:t>Numero de telephone</w:t>
             </w:r>
           </w:p>
         </w:tc>
@@ -1946,7 +1771,7 @@
               <w:rPr>
                 <w:sz w:val="18"/>
               </w:rPr>
-              <w:t>Oui (defaut: 30)</w:t>
+              <w:t>Non</w:t>
             </w:r>
           </w:p>
         </w:tc>
@@ -1962,7 +1787,7 @@
               <w:rPr>
                 <w:sz w:val="18"/>
               </w:rPr>
-              <w:t>Semi-fini</w:t>
+              <w:t>Adresse</w:t>
             </w:r>
           </w:p>
         </w:tc>
@@ -1976,95 +1801,7 @@
               <w:rPr>
                 <w:sz w:val="18"/>
               </w:rPr>
-              <w:t>Indique si c'est un article intermediaire reutilisable</w:t>
-            </w:r>
-          </w:p>
-        </w:tc>
-        <w:tc>
-          <w:tcPr>
-            <w:tcW w:type="dxa" w:w="3135"/>
-          </w:tcPr>
-          <w:p>
-            <w:pPr/>
-            <w:r>
-              <w:rPr>
-                <w:sz w:val="18"/>
-              </w:rPr>
-              <w:t>Non (defaut: Non)</w:t>
-            </w:r>
-          </w:p>
-        </w:tc>
-      </w:tr>
-      <w:tr>
-        <w:tc>
-          <w:tcPr>
-            <w:tcW w:type="dxa" w:w="3135"/>
-          </w:tcPr>
-          <w:p>
-            <w:pPr/>
-            <w:r>
-              <w:rPr>
-                <w:sz w:val="18"/>
-              </w:rPr>
-              <w:t>Fournisseur</w:t>
-            </w:r>
-          </w:p>
-        </w:tc>
-        <w:tc>
-          <w:tcPr>
-            <w:tcW w:type="dxa" w:w="3135"/>
-          </w:tcPr>
-          <w:p>
-            <w:pPr/>
-            <w:r>
-              <w:rPr>
-                <w:sz w:val="18"/>
-              </w:rPr>
-              <w:t>Fournisseur associe (pour variantes)</w:t>
-            </w:r>
-          </w:p>
-        </w:tc>
-        <w:tc>
-          <w:tcPr>
-            <w:tcW w:type="dxa" w:w="3135"/>
-          </w:tcPr>
-          <w:p>
-            <w:pPr/>
-            <w:r>
-              <w:rPr>
-                <w:sz w:val="18"/>
-              </w:rPr>
-              <w:t>Non</w:t>
-            </w:r>
-          </w:p>
-        </w:tc>
-      </w:tr>
-      <w:tr>
-        <w:tc>
-          <w:tcPr>
-            <w:tcW w:type="dxa" w:w="3135"/>
-          </w:tcPr>
-          <w:p>
-            <w:pPr/>
-            <w:r>
-              <w:rPr>
-                <w:sz w:val="18"/>
-              </w:rPr>
-              <w:t>Version</w:t>
-            </w:r>
-          </w:p>
-        </w:tc>
-        <w:tc>
-          <w:tcPr>
-            <w:tcW w:type="dxa" w:w="3135"/>
-          </w:tcPr>
-          <w:p>
-            <w:pPr/>
-            <w:r>
-              <w:rPr>
-                <w:sz w:val="18"/>
-              </w:rPr>
-              <w:t>Numero de version (V1, V2, etc.)</w:t>
+              <w:t>Adresse postale</w:t>
             </w:r>
           </w:p>
         </w:tc>
@@ -2086,90 +1823,20 @@
     </w:tbl>
     <w:p/>
     <w:p>
-      <w:pPr>
-        <w:pStyle w:val="Heading3"/>
-      </w:pPr>
-      <w:r>
-        <w:t>Composition d'une recette</w:t>
-      </w:r>
-    </w:p>
-    <w:p>
-      <w:r>
-        <w:t>Une recette contient :</w:t>
-      </w:r>
-    </w:p>
-    <w:p>
-      <w:r>
-        <w:t xml:space="preserve">1. </w:t>
-      </w:r>
+      <w:r/>
       <w:r>
         <w:rPr>
           <w:b/>
         </w:rPr>
-        <w:t>Ingredients</w:t>
-      </w:r>
-      <w:r>
-        <w:t xml:space="preserve"> (matieres premieres) : quantite + prix unitaire + freinte</w:t>
+        <w:t>Note :</w:t>
+      </w:r>
+      <w:r>
+        <w:t xml:space="preserve"> Le terme "Client" remplace l'ancien terme "Fournisseur"</w:t>
       </w:r>
     </w:p>
     <w:p>
       <w:r>
-        <w:t xml:space="preserve">2. </w:t>
-      </w:r>
-      <w:r>
-        <w:rPr>
-          <w:b/>
-        </w:rPr>
-        <w:t>Sous-recettes</w:t>
-      </w:r>
-      <w:r>
-        <w:t xml:space="preserve"> (articles semi-finis) : quantite utilisee</w:t>
-      </w:r>
-    </w:p>
-    <w:p>
-      <w:r>
-        <w:t xml:space="preserve">3. </w:t>
-      </w:r>
-      <w:r>
-        <w:rPr>
-          <w:b/>
-        </w:rPr>
-        <w:t>Main d'oeuvre</w:t>
-      </w:r>
-      <w:r>
-        <w:t xml:space="preserve"> : description + heures + taux horaire</w:t>
-      </w:r>
-    </w:p>
-    <w:p>
-      <w:r>
-        <w:t xml:space="preserve">4. </w:t>
-      </w:r>
-      <w:r>
-        <w:rPr>
-          <w:b/>
-        </w:rPr>
-        <w:t>Frais generaux affectes</w:t>
-      </w:r>
-      <w:r>
-        <w:t xml:space="preserve"> : selectionnes parmi le referentiel</w:t>
-      </w:r>
-    </w:p>
-    <w:p>
-      <w:pPr>
-        <w:pStyle w:val="Heading3"/>
-      </w:pPr>
-      <w:r>
-        <w:t>Variantes fournisseur/version</w:t>
-      </w:r>
-    </w:p>
-    <w:p>
-      <w:r>
-        <w:t>Une meme recette peut exister en plusieurs variantes (fournisseur different,</w:t>
-      </w:r>
-    </w:p>
-    <w:p>
-      <w:r>
-        <w:t>version amelioree). Cela permet de comparer les couts d'approvisionnement.</w:t>
+        <w:t>dans le contexte des recettes de production.</w:t>
       </w:r>
     </w:p>
     <w:p>
@@ -2177,12 +1844,12 @@
         <w:pStyle w:val="Heading2"/>
       </w:pPr>
       <w:r>
-        <w:t>3.6 Frais generaux</w:t>
+        <w:t>3.3 Categories</w:t>
       </w:r>
     </w:p>
     <w:p>
       <w:r>
-        <w:t>Charges indirectes affectees aux produits.</w:t>
+        <w:t>Classification des matieres premieres pour le reporting et le filtrage.</w:t>
       </w:r>
     </w:p>
     <w:tbl>
@@ -2269,7 +1936,7 @@
               <w:rPr>
                 <w:sz w:val="18"/>
               </w:rPr>
-              <w:t>Designation (Loyer, Electricite, etc.)</w:t>
+              <w:t>Nom de la categorie</w:t>
             </w:r>
           </w:p>
         </w:tc>
@@ -2299,7 +1966,7 @@
               <w:rPr>
                 <w:sz w:val="18"/>
               </w:rPr>
-              <w:t>Categorie</w:t>
+              <w:t>Description</w:t>
             </w:r>
           </w:p>
         </w:tc>
@@ -2313,7 +1980,7 @@
               <w:rPr>
                 <w:sz w:val="18"/>
               </w:rPr>
-              <w:t>Type (Infrastructure, Equipement, etc.)</w:t>
+              <w:t>Precision optionnelle</w:t>
             </w:r>
           </w:p>
         </w:tc>
@@ -2327,139 +1994,7 @@
               <w:rPr>
                 <w:sz w:val="18"/>
               </w:rPr>
-              <w:t>Oui</w:t>
-            </w:r>
-          </w:p>
-        </w:tc>
-      </w:tr>
-      <w:tr>
-        <w:tc>
-          <w:tcPr>
-            <w:tcW w:type="dxa" w:w="3135"/>
-          </w:tcPr>
-          <w:p>
-            <w:pPr/>
-            <w:r>
-              <w:rPr>
-                <w:sz w:val="18"/>
-              </w:rPr>
-              <w:t>Montant mensuel</w:t>
-            </w:r>
-          </w:p>
-        </w:tc>
-        <w:tc>
-          <w:tcPr>
-            <w:tcW w:type="dxa" w:w="3135"/>
-          </w:tcPr>
-          <w:p>
-            <w:pPr/>
-            <w:r>
-              <w:rPr>
-                <w:sz w:val="18"/>
-              </w:rPr>
-              <w:t>Cout mensuel en EUR</w:t>
-            </w:r>
-          </w:p>
-        </w:tc>
-        <w:tc>
-          <w:tcPr>
-            <w:tcW w:type="dxa" w:w="3135"/>
-          </w:tcPr>
-          <w:p>
-            <w:pPr/>
-            <w:r>
-              <w:rPr>
-                <w:sz w:val="18"/>
-              </w:rPr>
-              <w:t>Oui</w:t>
-            </w:r>
-          </w:p>
-        </w:tc>
-      </w:tr>
-      <w:tr>
-        <w:tc>
-          <w:tcPr>
-            <w:tcW w:type="dxa" w:w="3135"/>
-          </w:tcPr>
-          <w:p>
-            <w:pPr/>
-            <w:r>
-              <w:rPr>
-                <w:sz w:val="18"/>
-              </w:rPr>
-              <w:t>Methode d'affectation</w:t>
-            </w:r>
-          </w:p>
-        </w:tc>
-        <w:tc>
-          <w:tcPr>
-            <w:tcW w:type="dxa" w:w="3135"/>
-          </w:tcPr>
-          <w:p>
-            <w:pPr/>
-            <w:r>
-              <w:rPr>
-                <w:sz w:val="18"/>
-              </w:rPr>
-              <w:t>Comment repartir le cout</w:t>
-            </w:r>
-          </w:p>
-        </w:tc>
-        <w:tc>
-          <w:tcPr>
-            <w:tcW w:type="dxa" w:w="3135"/>
-          </w:tcPr>
-          <w:p>
-            <w:pPr/>
-            <w:r>
-              <w:rPr>
-                <w:sz w:val="18"/>
-              </w:rPr>
-              <w:t>Oui</w:t>
-            </w:r>
-          </w:p>
-        </w:tc>
-      </w:tr>
-      <w:tr>
-        <w:tc>
-          <w:tcPr>
-            <w:tcW w:type="dxa" w:w="3135"/>
-          </w:tcPr>
-          <w:p>
-            <w:pPr/>
-            <w:r>
-              <w:rPr>
-                <w:sz w:val="18"/>
-              </w:rPr>
-              <w:t>Valeur d'affectation</w:t>
-            </w:r>
-          </w:p>
-        </w:tc>
-        <w:tc>
-          <w:tcPr>
-            <w:tcW w:type="dxa" w:w="3135"/>
-          </w:tcPr>
-          <w:p>
-            <w:pPr/>
-            <w:r>
-              <w:rPr>
-                <w:sz w:val="18"/>
-              </w:rPr>
-              <w:t>Diviseur pour le calcul</w:t>
-            </w:r>
-          </w:p>
-        </w:tc>
-        <w:tc>
-          <w:tcPr>
-            <w:tcW w:type="dxa" w:w="3135"/>
-          </w:tcPr>
-          <w:p>
-            <w:pPr/>
-            <w:r>
-              <w:rPr>
-                <w:sz w:val="18"/>
-              </w:rPr>
-              <w:t>Oui</w:t>
+              <w:t>Non</w:t>
             </w:r>
           </w:p>
         </w:tc>
@@ -2468,10 +2003,163 @@
     <w:p/>
     <w:p>
       <w:pPr>
-        <w:pStyle w:val="Heading3"/>
+        <w:pStyle w:val="Heading2"/>
       </w:pPr>
       <w:r>
-        <w:t>Methodes d'affectation</w:t>
+        <w:t>3.4 Unites de mesure</w:t>
+      </w:r>
+    </w:p>
+    <w:p>
+      <w:r>
+        <w:t>Referentiel des unites utilisables dans l'application.</w:t>
+      </w:r>
+    </w:p>
+    <w:tbl>
+      <w:tblPr>
+        <w:tblStyle w:val="LightGrid-Accent1"/>
+        <w:tblW w:type="auto" w:w="0"/>
+        <w:jc w:val="center"/>
+        <w:tblLook w:firstColumn="1" w:firstRow="1" w:lastColumn="0" w:lastRow="0" w:noHBand="0" w:noVBand="1" w:val="04A0"/>
+      </w:tblPr>
+      <w:tblGrid>
+        <w:gridCol w:w="4703"/>
+        <w:gridCol w:w="4703"/>
+      </w:tblGrid>
+      <w:tr>
+        <w:tc>
+          <w:tcPr>
+            <w:tcW w:type="dxa" w:w="4703"/>
+          </w:tcPr>
+          <w:p>
+            <w:pPr/>
+            <w:r>
+              <w:rPr>
+                <w:b/>
+                <w:sz w:val="18"/>
+              </w:rPr>
+              <w:t>Champ</w:t>
+            </w:r>
+          </w:p>
+        </w:tc>
+        <w:tc>
+          <w:tcPr>
+            <w:tcW w:type="dxa" w:w="4703"/>
+          </w:tcPr>
+          <w:p>
+            <w:pPr/>
+            <w:r>
+              <w:rPr>
+                <w:b/>
+                <w:sz w:val="18"/>
+              </w:rPr>
+              <w:t>Description</w:t>
+            </w:r>
+          </w:p>
+        </w:tc>
+      </w:tr>
+      <w:tr>
+        <w:tc>
+          <w:tcPr>
+            <w:tcW w:type="dxa" w:w="4703"/>
+          </w:tcPr>
+          <w:p>
+            <w:pPr/>
+            <w:r>
+              <w:rPr>
+                <w:sz w:val="18"/>
+              </w:rPr>
+              <w:t>Nom</w:t>
+            </w:r>
+          </w:p>
+        </w:tc>
+        <w:tc>
+          <w:tcPr>
+            <w:tcW w:type="dxa" w:w="4703"/>
+          </w:tcPr>
+          <w:p>
+            <w:pPr/>
+            <w:r>
+              <w:rPr>
+                <w:sz w:val="18"/>
+              </w:rPr>
+              <w:t>Designation (Kilogramme, Litre, etc.)</w:t>
+            </w:r>
+          </w:p>
+        </w:tc>
+      </w:tr>
+      <w:tr>
+        <w:tc>
+          <w:tcPr>
+            <w:tcW w:type="dxa" w:w="4703"/>
+          </w:tcPr>
+          <w:p>
+            <w:pPr/>
+            <w:r>
+              <w:rPr>
+                <w:sz w:val="18"/>
+              </w:rPr>
+              <w:t>Symbole</w:t>
+            </w:r>
+          </w:p>
+        </w:tc>
+        <w:tc>
+          <w:tcPr>
+            <w:tcW w:type="dxa" w:w="4703"/>
+          </w:tcPr>
+          <w:p>
+            <w:pPr/>
+            <w:r>
+              <w:rPr>
+                <w:sz w:val="18"/>
+              </w:rPr>
+              <w:t>Abreviation (kg, L, pce, etc.)</w:t>
+            </w:r>
+          </w:p>
+        </w:tc>
+      </w:tr>
+      <w:tr>
+        <w:tc>
+          <w:tcPr>
+            <w:tcW w:type="dxa" w:w="4703"/>
+          </w:tcPr>
+          <w:p>
+            <w:pPr/>
+            <w:r>
+              <w:rPr>
+                <w:sz w:val="18"/>
+              </w:rPr>
+              <w:t>Type</w:t>
+            </w:r>
+          </w:p>
+        </w:tc>
+        <w:tc>
+          <w:tcPr>
+            <w:tcW w:type="dxa" w:w="4703"/>
+          </w:tcPr>
+          <w:p>
+            <w:pPr/>
+            <w:r>
+              <w:rPr>
+                <w:sz w:val="18"/>
+              </w:rPr>
+              <w:t>Poids / Volume / Quantite / Longueur</w:t>
+            </w:r>
+          </w:p>
+        </w:tc>
+      </w:tr>
+    </w:tbl>
+    <w:p/>
+    <w:p>
+      <w:pPr>
+        <w:pStyle w:val="Heading2"/>
+      </w:pPr>
+      <w:r>
+        <w:t>3.5 Recettes</w:t>
+      </w:r>
+    </w:p>
+    <w:p>
+      <w:r>
+        <w:t>Une recette represente un produit (fini ou semi-fini) avec ses composants.</w:t>
       </w:r>
     </w:p>
     <w:tbl>
@@ -2498,6 +2186,940 @@
                 <w:b/>
                 <w:sz w:val="18"/>
               </w:rPr>
+              <w:t>Champ</w:t>
+            </w:r>
+          </w:p>
+        </w:tc>
+        <w:tc>
+          <w:tcPr>
+            <w:tcW w:type="dxa" w:w="3135"/>
+          </w:tcPr>
+          <w:p>
+            <w:pPr/>
+            <w:r>
+              <w:rPr>
+                <w:b/>
+                <w:sz w:val="18"/>
+              </w:rPr>
+              <w:t>Description</w:t>
+            </w:r>
+          </w:p>
+        </w:tc>
+        <w:tc>
+          <w:tcPr>
+            <w:tcW w:type="dxa" w:w="3135"/>
+          </w:tcPr>
+          <w:p>
+            <w:pPr/>
+            <w:r>
+              <w:rPr>
+                <w:b/>
+                <w:sz w:val="18"/>
+              </w:rPr>
+              <w:t>Obligatoire</w:t>
+            </w:r>
+          </w:p>
+        </w:tc>
+      </w:tr>
+      <w:tr>
+        <w:tc>
+          <w:tcPr>
+            <w:tcW w:type="dxa" w:w="3135"/>
+          </w:tcPr>
+          <w:p>
+            <w:pPr/>
+            <w:r>
+              <w:rPr>
+                <w:sz w:val="18"/>
+              </w:rPr>
+              <w:t>Nom</w:t>
+            </w:r>
+          </w:p>
+        </w:tc>
+        <w:tc>
+          <w:tcPr>
+            <w:tcW w:type="dxa" w:w="3135"/>
+          </w:tcPr>
+          <w:p>
+            <w:pPr/>
+            <w:r>
+              <w:rPr>
+                <w:sz w:val="18"/>
+              </w:rPr>
+              <w:t>Nom du produit</w:t>
+            </w:r>
+          </w:p>
+        </w:tc>
+        <w:tc>
+          <w:tcPr>
+            <w:tcW w:type="dxa" w:w="3135"/>
+          </w:tcPr>
+          <w:p>
+            <w:pPr/>
+            <w:r>
+              <w:rPr>
+                <w:sz w:val="18"/>
+              </w:rPr>
+              <w:t>Oui</w:t>
+            </w:r>
+          </w:p>
+        </w:tc>
+      </w:tr>
+      <w:tr>
+        <w:tc>
+          <w:tcPr>
+            <w:tcW w:type="dxa" w:w="3135"/>
+          </w:tcPr>
+          <w:p>
+            <w:pPr/>
+            <w:r>
+              <w:rPr>
+                <w:sz w:val="18"/>
+              </w:rPr>
+              <w:t>Code article</w:t>
+            </w:r>
+          </w:p>
+        </w:tc>
+        <w:tc>
+          <w:tcPr>
+            <w:tcW w:type="dxa" w:w="3135"/>
+          </w:tcPr>
+          <w:p>
+            <w:pPr/>
+            <w:r>
+              <w:rPr>
+                <w:sz w:val="18"/>
+              </w:rPr>
+              <w:t>Reference interne auto-generee (ex: REC-001)</w:t>
+            </w:r>
+          </w:p>
+        </w:tc>
+        <w:tc>
+          <w:tcPr>
+            <w:tcW w:type="dxa" w:w="3135"/>
+          </w:tcPr>
+          <w:p>
+            <w:pPr/>
+            <w:r>
+              <w:rPr>
+                <w:sz w:val="18"/>
+              </w:rPr>
+              <w:t>Auto</w:t>
+            </w:r>
+          </w:p>
+        </w:tc>
+      </w:tr>
+      <w:tr>
+        <w:tc>
+          <w:tcPr>
+            <w:tcW w:type="dxa" w:w="3135"/>
+          </w:tcPr>
+          <w:p>
+            <w:pPr/>
+            <w:r>
+              <w:rPr>
+                <w:sz w:val="18"/>
+              </w:rPr>
+              <w:t>Description</w:t>
+            </w:r>
+          </w:p>
+        </w:tc>
+        <w:tc>
+          <w:tcPr>
+            <w:tcW w:type="dxa" w:w="3135"/>
+          </w:tcPr>
+          <w:p>
+            <w:pPr/>
+            <w:r>
+              <w:rPr>
+                <w:sz w:val="18"/>
+              </w:rPr>
+              <w:t>Details du produit</w:t>
+            </w:r>
+          </w:p>
+        </w:tc>
+        <w:tc>
+          <w:tcPr>
+            <w:tcW w:type="dxa" w:w="3135"/>
+          </w:tcPr>
+          <w:p>
+            <w:pPr/>
+            <w:r>
+              <w:rPr>
+                <w:sz w:val="18"/>
+              </w:rPr>
+              <w:t>Non</w:t>
+            </w:r>
+          </w:p>
+        </w:tc>
+      </w:tr>
+      <w:tr>
+        <w:tc>
+          <w:tcPr>
+            <w:tcW w:type="dxa" w:w="3135"/>
+          </w:tcPr>
+          <w:p>
+            <w:pPr/>
+            <w:r>
+              <w:rPr>
+                <w:sz w:val="18"/>
+              </w:rPr>
+              <w:t>Type produit</w:t>
+            </w:r>
+          </w:p>
+        </w:tc>
+        <w:tc>
+          <w:tcPr>
+            <w:tcW w:type="dxa" w:w="3135"/>
+          </w:tcPr>
+          <w:p>
+            <w:pPr/>
+            <w:r>
+              <w:rPr>
+                <w:sz w:val="18"/>
+              </w:rPr>
+              <w:t>MDD, MN, SM ou MP</w:t>
+            </w:r>
+          </w:p>
+        </w:tc>
+        <w:tc>
+          <w:tcPr>
+            <w:tcW w:type="dxa" w:w="3135"/>
+          </w:tcPr>
+          <w:p>
+            <w:pPr/>
+            <w:r>
+              <w:rPr>
+                <w:sz w:val="18"/>
+              </w:rPr>
+              <w:t>Non</w:t>
+            </w:r>
+          </w:p>
+        </w:tc>
+      </w:tr>
+      <w:tr>
+        <w:tc>
+          <w:tcPr>
+            <w:tcW w:type="dxa" w:w="3135"/>
+          </w:tcPr>
+          <w:p>
+            <w:pPr/>
+            <w:r>
+              <w:rPr>
+                <w:sz w:val="18"/>
+              </w:rPr>
+              <w:t>Quantite produite</w:t>
+            </w:r>
+          </w:p>
+        </w:tc>
+        <w:tc>
+          <w:tcPr>
+            <w:tcW w:type="dxa" w:w="3135"/>
+          </w:tcPr>
+          <w:p>
+            <w:pPr/>
+            <w:r>
+              <w:rPr>
+                <w:sz w:val="18"/>
+              </w:rPr>
+              <w:t>Nombre d'unites fabriquees par recette</w:t>
+            </w:r>
+          </w:p>
+        </w:tc>
+        <w:tc>
+          <w:tcPr>
+            <w:tcW w:type="dxa" w:w="3135"/>
+          </w:tcPr>
+          <w:p>
+            <w:pPr/>
+            <w:r>
+              <w:rPr>
+                <w:sz w:val="18"/>
+              </w:rPr>
+              <w:t>Oui (defaut: 1)</w:t>
+            </w:r>
+          </w:p>
+        </w:tc>
+      </w:tr>
+      <w:tr>
+        <w:tc>
+          <w:tcPr>
+            <w:tcW w:type="dxa" w:w="3135"/>
+          </w:tcPr>
+          <w:p>
+            <w:pPr/>
+            <w:r>
+              <w:rPr>
+                <w:sz w:val="18"/>
+              </w:rPr>
+              <w:t>Unite de sortie</w:t>
+            </w:r>
+          </w:p>
+        </w:tc>
+        <w:tc>
+          <w:tcPr>
+            <w:tcW w:type="dxa" w:w="3135"/>
+          </w:tcPr>
+          <w:p>
+            <w:pPr/>
+            <w:r>
+              <w:rPr>
+                <w:sz w:val="18"/>
+              </w:rPr>
+              <w:t>Unite du produit fini (piece, kg, L)</w:t>
+            </w:r>
+          </w:p>
+        </w:tc>
+        <w:tc>
+          <w:tcPr>
+            <w:tcW w:type="dxa" w:w="3135"/>
+          </w:tcPr>
+          <w:p>
+            <w:pPr/>
+            <w:r>
+              <w:rPr>
+                <w:sz w:val="18"/>
+              </w:rPr>
+              <w:t>Oui</w:t>
+            </w:r>
+          </w:p>
+        </w:tc>
+      </w:tr>
+      <w:tr>
+        <w:tc>
+          <w:tcPr>
+            <w:tcW w:type="dxa" w:w="3135"/>
+          </w:tcPr>
+          <w:p>
+            <w:pPr/>
+            <w:r>
+              <w:rPr>
+                <w:sz w:val="18"/>
+              </w:rPr>
+              <w:t>Marge cible (%)</w:t>
+            </w:r>
+          </w:p>
+        </w:tc>
+        <w:tc>
+          <w:tcPr>
+            <w:tcW w:type="dxa" w:w="3135"/>
+          </w:tcPr>
+          <w:p>
+            <w:pPr/>
+            <w:r>
+              <w:rPr>
+                <w:sz w:val="18"/>
+              </w:rPr>
+              <w:t>Marge souhaitee pour le calcul du prix de vente</w:t>
+            </w:r>
+          </w:p>
+        </w:tc>
+        <w:tc>
+          <w:tcPr>
+            <w:tcW w:type="dxa" w:w="3135"/>
+          </w:tcPr>
+          <w:p>
+            <w:pPr/>
+            <w:r>
+              <w:rPr>
+                <w:sz w:val="18"/>
+              </w:rPr>
+              <w:t>Oui (defaut: 30)</w:t>
+            </w:r>
+          </w:p>
+        </w:tc>
+      </w:tr>
+      <w:tr>
+        <w:tc>
+          <w:tcPr>
+            <w:tcW w:type="dxa" w:w="3135"/>
+          </w:tcPr>
+          <w:p>
+            <w:pPr/>
+            <w:r>
+              <w:rPr>
+                <w:sz w:val="18"/>
+              </w:rPr>
+              <w:t>Semi-fini</w:t>
+            </w:r>
+          </w:p>
+        </w:tc>
+        <w:tc>
+          <w:tcPr>
+            <w:tcW w:type="dxa" w:w="3135"/>
+          </w:tcPr>
+          <w:p>
+            <w:pPr/>
+            <w:r>
+              <w:rPr>
+                <w:sz w:val="18"/>
+              </w:rPr>
+              <w:t>Indique si c'est un article intermediaire reutilisable</w:t>
+            </w:r>
+          </w:p>
+        </w:tc>
+        <w:tc>
+          <w:tcPr>
+            <w:tcW w:type="dxa" w:w="3135"/>
+          </w:tcPr>
+          <w:p>
+            <w:pPr/>
+            <w:r>
+              <w:rPr>
+                <w:sz w:val="18"/>
+              </w:rPr>
+              <w:t>Non (defaut: Non)</w:t>
+            </w:r>
+          </w:p>
+        </w:tc>
+      </w:tr>
+      <w:tr>
+        <w:tc>
+          <w:tcPr>
+            <w:tcW w:type="dxa" w:w="3135"/>
+          </w:tcPr>
+          <w:p>
+            <w:pPr/>
+            <w:r>
+              <w:rPr>
+                <w:sz w:val="18"/>
+              </w:rPr>
+              <w:t>Client</w:t>
+            </w:r>
+          </w:p>
+        </w:tc>
+        <w:tc>
+          <w:tcPr>
+            <w:tcW w:type="dxa" w:w="3135"/>
+          </w:tcPr>
+          <w:p>
+            <w:pPr/>
+            <w:r>
+              <w:rPr>
+                <w:sz w:val="18"/>
+              </w:rPr>
+              <w:t>Client associe (pour variantes)</w:t>
+            </w:r>
+          </w:p>
+        </w:tc>
+        <w:tc>
+          <w:tcPr>
+            <w:tcW w:type="dxa" w:w="3135"/>
+          </w:tcPr>
+          <w:p>
+            <w:pPr/>
+            <w:r>
+              <w:rPr>
+                <w:sz w:val="18"/>
+              </w:rPr>
+              <w:t>Non</w:t>
+            </w:r>
+          </w:p>
+        </w:tc>
+      </w:tr>
+      <w:tr>
+        <w:tc>
+          <w:tcPr>
+            <w:tcW w:type="dxa" w:w="3135"/>
+          </w:tcPr>
+          <w:p>
+            <w:pPr/>
+            <w:r>
+              <w:rPr>
+                <w:sz w:val="18"/>
+              </w:rPr>
+              <w:t>Version</w:t>
+            </w:r>
+          </w:p>
+        </w:tc>
+        <w:tc>
+          <w:tcPr>
+            <w:tcW w:type="dxa" w:w="3135"/>
+          </w:tcPr>
+          <w:p>
+            <w:pPr/>
+            <w:r>
+              <w:rPr>
+                <w:sz w:val="18"/>
+              </w:rPr>
+              <w:t>Numero de version (V1, V2, etc.)</w:t>
+            </w:r>
+          </w:p>
+        </w:tc>
+        <w:tc>
+          <w:tcPr>
+            <w:tcW w:type="dxa" w:w="3135"/>
+          </w:tcPr>
+          <w:p>
+            <w:pPr/>
+            <w:r>
+              <w:rPr>
+                <w:sz w:val="18"/>
+              </w:rPr>
+              <w:t>Non</w:t>
+            </w:r>
+          </w:p>
+        </w:tc>
+      </w:tr>
+      <w:tr>
+        <w:tc>
+          <w:tcPr>
+            <w:tcW w:type="dxa" w:w="3135"/>
+          </w:tcPr>
+          <w:p>
+            <w:pPr/>
+            <w:r>
+              <w:rPr>
+                <w:sz w:val="18"/>
+              </w:rPr>
+              <w:t>Photo</w:t>
+            </w:r>
+          </w:p>
+        </w:tc>
+        <w:tc>
+          <w:tcPr>
+            <w:tcW w:type="dxa" w:w="3135"/>
+          </w:tcPr>
+          <w:p>
+            <w:pPr/>
+            <w:r>
+              <w:rPr>
+                <w:sz w:val="18"/>
+              </w:rPr>
+              <w:t>Image du produit fini (dimensions configurables)</w:t>
+            </w:r>
+          </w:p>
+        </w:tc>
+        <w:tc>
+          <w:tcPr>
+            <w:tcW w:type="dxa" w:w="3135"/>
+          </w:tcPr>
+          <w:p>
+            <w:pPr/>
+            <w:r>
+              <w:rPr>
+                <w:sz w:val="18"/>
+              </w:rPr>
+              <w:t>Non</w:t>
+            </w:r>
+          </w:p>
+        </w:tc>
+      </w:tr>
+    </w:tbl>
+    <w:p/>
+    <w:p>
+      <w:pPr>
+        <w:pStyle w:val="Heading3"/>
+      </w:pPr>
+      <w:r>
+        <w:t>Composition d'une recette</w:t>
+      </w:r>
+    </w:p>
+    <w:p>
+      <w:r>
+        <w:t>Une recette contient :</w:t>
+      </w:r>
+    </w:p>
+    <w:p>
+      <w:r>
+        <w:t xml:space="preserve">1. </w:t>
+      </w:r>
+      <w:r>
+        <w:rPr>
+          <w:b/>
+        </w:rPr>
+        <w:t>Ingredients</w:t>
+      </w:r>
+      <w:r>
+        <w:t xml:space="preserve"> (matieres premieres) : quantite + prix unitaire + freinte</w:t>
+      </w:r>
+    </w:p>
+    <w:p>
+      <w:r>
+        <w:t xml:space="preserve">2. </w:t>
+      </w:r>
+      <w:r>
+        <w:rPr>
+          <w:b/>
+        </w:rPr>
+        <w:t>Sous-recettes</w:t>
+      </w:r>
+      <w:r>
+        <w:t xml:space="preserve"> (articles semi-finis) : quantite utilisee</w:t>
+      </w:r>
+    </w:p>
+    <w:p>
+      <w:r>
+        <w:t xml:space="preserve">3. </w:t>
+      </w:r>
+      <w:r>
+        <w:rPr>
+          <w:b/>
+        </w:rPr>
+        <w:t>Main d'oeuvre</w:t>
+      </w:r>
+      <w:r>
+        <w:t xml:space="preserve"> : description + heures + taux horaire</w:t>
+      </w:r>
+    </w:p>
+    <w:p>
+      <w:r>
+        <w:t xml:space="preserve">4. </w:t>
+      </w:r>
+      <w:r>
+        <w:rPr>
+          <w:b/>
+        </w:rPr>
+        <w:t>Frais generaux affectes</w:t>
+      </w:r>
+      <w:r>
+        <w:t xml:space="preserve"> : selectionnes parmi le referentiel</w:t>
+      </w:r>
+    </w:p>
+    <w:p>
+      <w:pPr>
+        <w:pStyle w:val="Heading3"/>
+      </w:pPr>
+      <w:r>
+        <w:t>Variantes client/version</w:t>
+      </w:r>
+    </w:p>
+    <w:p>
+      <w:r>
+        <w:t>Une meme recette peut exister en plusieurs variantes (client different,</w:t>
+      </w:r>
+    </w:p>
+    <w:p>
+      <w:r>
+        <w:t>version amelioree). Cela permet de comparer les couts de production.</w:t>
+      </w:r>
+    </w:p>
+    <w:p>
+      <w:pPr>
+        <w:pStyle w:val="Heading2"/>
+      </w:pPr>
+      <w:r>
+        <w:t>3.6 Frais generaux</w:t>
+      </w:r>
+    </w:p>
+    <w:p>
+      <w:r>
+        <w:t>Charges indirectes affectees aux produits.</w:t>
+      </w:r>
+    </w:p>
+    <w:tbl>
+      <w:tblPr>
+        <w:tblStyle w:val="LightGrid-Accent1"/>
+        <w:tblW w:type="auto" w:w="0"/>
+        <w:jc w:val="center"/>
+        <w:tblLook w:firstColumn="1" w:firstRow="1" w:lastColumn="0" w:lastRow="0" w:noHBand="0" w:noVBand="1" w:val="04A0"/>
+      </w:tblPr>
+      <w:tblGrid>
+        <w:gridCol w:w="3135"/>
+        <w:gridCol w:w="3135"/>
+        <w:gridCol w:w="3135"/>
+      </w:tblGrid>
+      <w:tr>
+        <w:tc>
+          <w:tcPr>
+            <w:tcW w:type="dxa" w:w="3135"/>
+          </w:tcPr>
+          <w:p>
+            <w:pPr/>
+            <w:r>
+              <w:rPr>
+                <w:b/>
+                <w:sz w:val="18"/>
+              </w:rPr>
+              <w:t>Champ</w:t>
+            </w:r>
+          </w:p>
+        </w:tc>
+        <w:tc>
+          <w:tcPr>
+            <w:tcW w:type="dxa" w:w="3135"/>
+          </w:tcPr>
+          <w:p>
+            <w:pPr/>
+            <w:r>
+              <w:rPr>
+                <w:b/>
+                <w:sz w:val="18"/>
+              </w:rPr>
+              <w:t>Description</w:t>
+            </w:r>
+          </w:p>
+        </w:tc>
+        <w:tc>
+          <w:tcPr>
+            <w:tcW w:type="dxa" w:w="3135"/>
+          </w:tcPr>
+          <w:p>
+            <w:pPr/>
+            <w:r>
+              <w:rPr>
+                <w:b/>
+                <w:sz w:val="18"/>
+              </w:rPr>
+              <w:t>Obligatoire</w:t>
+            </w:r>
+          </w:p>
+        </w:tc>
+      </w:tr>
+      <w:tr>
+        <w:tc>
+          <w:tcPr>
+            <w:tcW w:type="dxa" w:w="3135"/>
+          </w:tcPr>
+          <w:p>
+            <w:pPr/>
+            <w:r>
+              <w:rPr>
+                <w:sz w:val="18"/>
+              </w:rPr>
+              <w:t>Nom</w:t>
+            </w:r>
+          </w:p>
+        </w:tc>
+        <w:tc>
+          <w:tcPr>
+            <w:tcW w:type="dxa" w:w="3135"/>
+          </w:tcPr>
+          <w:p>
+            <w:pPr/>
+            <w:r>
+              <w:rPr>
+                <w:sz w:val="18"/>
+              </w:rPr>
+              <w:t>Designation (Loyer, Electricite, etc.)</w:t>
+            </w:r>
+          </w:p>
+        </w:tc>
+        <w:tc>
+          <w:tcPr>
+            <w:tcW w:type="dxa" w:w="3135"/>
+          </w:tcPr>
+          <w:p>
+            <w:pPr/>
+            <w:r>
+              <w:rPr>
+                <w:sz w:val="18"/>
+              </w:rPr>
+              <w:t>Oui</w:t>
+            </w:r>
+          </w:p>
+        </w:tc>
+      </w:tr>
+      <w:tr>
+        <w:tc>
+          <w:tcPr>
+            <w:tcW w:type="dxa" w:w="3135"/>
+          </w:tcPr>
+          <w:p>
+            <w:pPr/>
+            <w:r>
+              <w:rPr>
+                <w:sz w:val="18"/>
+              </w:rPr>
+              <w:t>Categorie</w:t>
+            </w:r>
+          </w:p>
+        </w:tc>
+        <w:tc>
+          <w:tcPr>
+            <w:tcW w:type="dxa" w:w="3135"/>
+          </w:tcPr>
+          <w:p>
+            <w:pPr/>
+            <w:r>
+              <w:rPr>
+                <w:sz w:val="18"/>
+              </w:rPr>
+              <w:t>Type (Infrastructure, Equipement, etc.)</w:t>
+            </w:r>
+          </w:p>
+        </w:tc>
+        <w:tc>
+          <w:tcPr>
+            <w:tcW w:type="dxa" w:w="3135"/>
+          </w:tcPr>
+          <w:p>
+            <w:pPr/>
+            <w:r>
+              <w:rPr>
+                <w:sz w:val="18"/>
+              </w:rPr>
+              <w:t>Oui</w:t>
+            </w:r>
+          </w:p>
+        </w:tc>
+      </w:tr>
+      <w:tr>
+        <w:tc>
+          <w:tcPr>
+            <w:tcW w:type="dxa" w:w="3135"/>
+          </w:tcPr>
+          <w:p>
+            <w:pPr/>
+            <w:r>
+              <w:rPr>
+                <w:sz w:val="18"/>
+              </w:rPr>
+              <w:t>Montant mensuel</w:t>
+            </w:r>
+          </w:p>
+        </w:tc>
+        <w:tc>
+          <w:tcPr>
+            <w:tcW w:type="dxa" w:w="3135"/>
+          </w:tcPr>
+          <w:p>
+            <w:pPr/>
+            <w:r>
+              <w:rPr>
+                <w:sz w:val="18"/>
+              </w:rPr>
+              <w:t>Cout mensuel en EUR</w:t>
+            </w:r>
+          </w:p>
+        </w:tc>
+        <w:tc>
+          <w:tcPr>
+            <w:tcW w:type="dxa" w:w="3135"/>
+          </w:tcPr>
+          <w:p>
+            <w:pPr/>
+            <w:r>
+              <w:rPr>
+                <w:sz w:val="18"/>
+              </w:rPr>
+              <w:t>Oui</w:t>
+            </w:r>
+          </w:p>
+        </w:tc>
+      </w:tr>
+      <w:tr>
+        <w:tc>
+          <w:tcPr>
+            <w:tcW w:type="dxa" w:w="3135"/>
+          </w:tcPr>
+          <w:p>
+            <w:pPr/>
+            <w:r>
+              <w:rPr>
+                <w:sz w:val="18"/>
+              </w:rPr>
+              <w:t>Methode d'affectation</w:t>
+            </w:r>
+          </w:p>
+        </w:tc>
+        <w:tc>
+          <w:tcPr>
+            <w:tcW w:type="dxa" w:w="3135"/>
+          </w:tcPr>
+          <w:p>
+            <w:pPr/>
+            <w:r>
+              <w:rPr>
+                <w:sz w:val="18"/>
+              </w:rPr>
+              <w:t>Comment repartir le cout</w:t>
+            </w:r>
+          </w:p>
+        </w:tc>
+        <w:tc>
+          <w:tcPr>
+            <w:tcW w:type="dxa" w:w="3135"/>
+          </w:tcPr>
+          <w:p>
+            <w:pPr/>
+            <w:r>
+              <w:rPr>
+                <w:sz w:val="18"/>
+              </w:rPr>
+              <w:t>Oui</w:t>
+            </w:r>
+          </w:p>
+        </w:tc>
+      </w:tr>
+      <w:tr>
+        <w:tc>
+          <w:tcPr>
+            <w:tcW w:type="dxa" w:w="3135"/>
+          </w:tcPr>
+          <w:p>
+            <w:pPr/>
+            <w:r>
+              <w:rPr>
+                <w:sz w:val="18"/>
+              </w:rPr>
+              <w:t>Valeur d'affectation</w:t>
+            </w:r>
+          </w:p>
+        </w:tc>
+        <w:tc>
+          <w:tcPr>
+            <w:tcW w:type="dxa" w:w="3135"/>
+          </w:tcPr>
+          <w:p>
+            <w:pPr/>
+            <w:r>
+              <w:rPr>
+                <w:sz w:val="18"/>
+              </w:rPr>
+              <w:t>Diviseur pour le calcul</w:t>
+            </w:r>
+          </w:p>
+        </w:tc>
+        <w:tc>
+          <w:tcPr>
+            <w:tcW w:type="dxa" w:w="3135"/>
+          </w:tcPr>
+          <w:p>
+            <w:pPr/>
+            <w:r>
+              <w:rPr>
+                <w:sz w:val="18"/>
+              </w:rPr>
+              <w:t>Oui</w:t>
+            </w:r>
+          </w:p>
+        </w:tc>
+      </w:tr>
+    </w:tbl>
+    <w:p/>
+    <w:p>
+      <w:pPr>
+        <w:pStyle w:val="Heading3"/>
+      </w:pPr>
+      <w:r>
+        <w:t>Methodes d'affectation</w:t>
+      </w:r>
+    </w:p>
+    <w:tbl>
+      <w:tblPr>
+        <w:tblStyle w:val="LightGrid-Accent1"/>
+        <w:tblW w:type="auto" w:w="0"/>
+        <w:jc w:val="center"/>
+        <w:tblLook w:firstColumn="1" w:firstRow="1" w:lastColumn="0" w:lastRow="0" w:noHBand="0" w:noVBand="1" w:val="04A0"/>
+      </w:tblPr>
+      <w:tblGrid>
+        <w:gridCol w:w="3135"/>
+        <w:gridCol w:w="3135"/>
+        <w:gridCol w:w="3135"/>
+      </w:tblGrid>
+      <w:tr>
+        <w:tc>
+          <w:tcPr>
+            <w:tcW w:type="dxa" w:w="3135"/>
+          </w:tcPr>
+          <w:p>
+            <w:pPr/>
+            <w:r>
+              <w:rPr>
+                <w:b/>
+                <w:sz w:val="18"/>
+              </w:rPr>
               <w:t>Methode</w:t>
             </w:r>
           </w:p>
@@ -3215,7 +3837,7 @@
         <w:rPr>
           <w:b/>
         </w:rPr>
-        <w:t>Recette : Eclair au chocolat (production de 10 pieces)</w:t>
+        <w:t>Recette : [REC-004] Eclair au chocolat (MN, Client: Lidl, 12 pieces)</w:t>
       </w:r>
       <w:r/>
     </w:p>
@@ -3289,7 +3911,7 @@
               <w:rPr>
                 <w:sz w:val="18"/>
               </w:rPr>
-              <w:t>Farine</w:t>
+              <w:t>[MAT-001] Farine</w:t>
             </w:r>
           </w:p>
         </w:tc>
@@ -3303,7 +3925,7 @@
               <w:rPr>
                 <w:sz w:val="18"/>
               </w:rPr>
-              <w:t>0.3 kg x 1.20 EUR/kg</w:t>
+              <w:t>0.15 kg x 1.20 EUR/kg</w:t>
             </w:r>
           </w:p>
         </w:tc>
@@ -3317,7 +3939,7 @@
               <w:rPr>
                 <w:sz w:val="18"/>
               </w:rPr>
-              <w:t>0.36 EUR</w:t>
+              <w:t>0.18 EUR</w:t>
             </w:r>
           </w:p>
         </w:tc>
@@ -3333,7 +3955,7 @@
               <w:rPr>
                 <w:sz w:val="18"/>
               </w:rPr>
-              <w:t>Beurre</w:t>
+              <w:t>[MAT-003] Beurre</w:t>
             </w:r>
           </w:p>
         </w:tc>
@@ -3347,7 +3969,7 @@
               <w:rPr>
                 <w:sz w:val="18"/>
               </w:rPr>
-              <w:t>0.15 kg x 8.50 EUR/kg</w:t>
+              <w:t>0.10 kg x 8.50 EUR/kg</w:t>
             </w:r>
           </w:p>
         </w:tc>
@@ -3361,7 +3983,7 @@
               <w:rPr>
                 <w:sz w:val="18"/>
               </w:rPr>
-              <w:t>1.28 EUR</w:t>
+              <w:t>0.85 EUR</w:t>
             </w:r>
           </w:p>
         </w:tc>
@@ -3377,7 +3999,7 @@
               <w:rPr>
                 <w:sz w:val="18"/>
               </w:rPr>
-              <w:t>Oeufs</w:t>
+              <w:t>[MAT-005] Oeufs</w:t>
             </w:r>
           </w:p>
         </w:tc>
@@ -3391,7 +4013,7 @@
               <w:rPr>
                 <w:sz w:val="18"/>
               </w:rPr>
-              <w:t>4 pce x 0.25 EUR/pce</w:t>
+              <w:t>4 pce x 0.28 EUR/pce</w:t>
             </w:r>
           </w:p>
         </w:tc>
@@ -3405,7 +4027,7 @@
               <w:rPr>
                 <w:sz w:val="18"/>
               </w:rPr>
-              <w:t>1.00 EUR</w:t>
+              <w:t>1.12 EUR</w:t>
             </w:r>
           </w:p>
         </w:tc>
@@ -3421,7 +4043,7 @@
               <w:rPr>
                 <w:sz w:val="18"/>
               </w:rPr>
-              <w:t>Chocolat</w:t>
+              <w:t>[REC-002] Creme patissiere</w:t>
             </w:r>
           </w:p>
         </w:tc>
@@ -3435,7 +4057,7 @@
               <w:rPr>
                 <w:sz w:val="18"/>
               </w:rPr>
-              <w:t>0.2 kg x 12 EUR/kg, freinte 5%</w:t>
+              <w:t>0.5 kg (sous-recette)</w:t>
             </w:r>
           </w:p>
         </w:tc>
@@ -3449,7 +4071,7 @@
               <w:rPr>
                 <w:sz w:val="18"/>
               </w:rPr>
-              <w:t>2.52 EUR</w:t>
+              <w:t>~7.47 EUR</w:t>
             </w:r>
           </w:p>
         </w:tc>
@@ -3465,7 +4087,7 @@
               <w:rPr>
                 <w:sz w:val="18"/>
               </w:rPr>
-              <w:t>Creme</w:t>
+              <w:t>[MAT-010] Chocolat noir 70%</w:t>
             </w:r>
           </w:p>
         </w:tc>
@@ -3479,7 +4101,7 @@
               <w:rPr>
                 <w:sz w:val="18"/>
               </w:rPr>
-              <w:t>0.5 L x 3.80 EUR/L</w:t>
+              <w:t>0.15 kg x 12.50 EUR/kg</w:t>
             </w:r>
           </w:p>
         </w:tc>
@@ -3493,7 +4115,7 @@
               <w:rPr>
                 <w:sz w:val="18"/>
               </w:rPr>
-              <w:t>1.90 EUR</w:t>
+              <w:t>1.88 EUR</w:t>
             </w:r>
           </w:p>
         </w:tc>
@@ -3509,7 +4131,7 @@
               <w:rPr>
                 <w:sz w:val="18"/>
               </w:rPr>
-              <w:t>**Total matieres**</w:t>
+              <w:t>[MAT-011] Creme fraiche 35%</w:t>
             </w:r>
           </w:p>
         </w:tc>
@@ -3523,6 +4145,7 @@
               <w:rPr>
                 <w:sz w:val="18"/>
               </w:rPr>
+              <w:t>0.10 L x 4.80 EUR/L</w:t>
             </w:r>
           </w:p>
         </w:tc>
@@ -3536,7 +4159,7 @@
               <w:rPr>
                 <w:sz w:val="18"/>
               </w:rPr>
-              <w:t>**7.06 EUR**</w:t>
+              <w:t>0.48 EUR</w:t>
             </w:r>
           </w:p>
         </w:tc>
@@ -3552,7 +4175,7 @@
               <w:rPr>
                 <w:sz w:val="18"/>
               </w:rPr>
-              <w:t>Preparation</w:t>
+              <w:t>**Total matieres**</w:t>
             </w:r>
           </w:p>
         </w:tc>
@@ -3566,7 +4189,6 @@
               <w:rPr>
                 <w:sz w:val="18"/>
               </w:rPr>
-              <w:t>1h x 15 EUR/h</w:t>
             </w:r>
           </w:p>
         </w:tc>
@@ -3580,7 +4202,7 @@
               <w:rPr>
                 <w:sz w:val="18"/>
               </w:rPr>
-              <w:t>15.00 EUR</w:t>
+              <w:t>**11.20 EUR**</w:t>
             </w:r>
           </w:p>
         </w:tc>
@@ -3596,7 +4218,7 @@
               <w:rPr>
                 <w:sz w:val="18"/>
               </w:rPr>
-              <w:t>Cuisson</w:t>
+              <w:t>Pate a choux + pochage</w:t>
             </w:r>
           </w:p>
         </w:tc>
@@ -3610,7 +4232,7 @@
               <w:rPr>
                 <w:sz w:val="18"/>
               </w:rPr>
-              <w:t>0.5h x 12 EUR/h</w:t>
+              <w:t>1h x 15 EUR/h</w:t>
             </w:r>
           </w:p>
         </w:tc>
@@ -3624,7 +4246,7 @@
               <w:rPr>
                 <w:sz w:val="18"/>
               </w:rPr>
-              <w:t>6.00 EUR</w:t>
+              <w:t>15.00 EUR</w:t>
             </w:r>
           </w:p>
         </w:tc>
@@ -3640,7 +4262,7 @@
               <w:rPr>
                 <w:sz w:val="18"/>
               </w:rPr>
-              <w:t>**Total MO**</w:t>
+              <w:t>Glacage et assemblage</w:t>
             </w:r>
           </w:p>
         </w:tc>
@@ -3654,6 +4276,7 @@
               <w:rPr>
                 <w:sz w:val="18"/>
               </w:rPr>
+              <w:t>0.5h x 15 EUR/h</w:t>
             </w:r>
           </w:p>
         </w:tc>
@@ -3667,7 +4290,7 @@
               <w:rPr>
                 <w:sz w:val="18"/>
               </w:rPr>
-              <w:t>**21.00 EUR**</w:t>
+              <w:t>7.50 EUR</w:t>
             </w:r>
           </w:p>
         </w:tc>
@@ -3683,7 +4306,7 @@
               <w:rPr>
                 <w:sz w:val="18"/>
               </w:rPr>
-              <w:t>Electricite four</w:t>
+              <w:t>**Total MO**</w:t>
             </w:r>
           </w:p>
         </w:tc>
@@ -3697,7 +4320,6 @@
               <w:rPr>
                 <w:sz w:val="18"/>
               </w:rPr>
-              <w:t>500 EUR / 200 unites</w:t>
             </w:r>
           </w:p>
         </w:tc>
@@ -3711,7 +4333,7 @@
               <w:rPr>
                 <w:sz w:val="18"/>
               </w:rPr>
-              <w:t>2.50 EUR</w:t>
+              <w:t>**22.50 EUR**</w:t>
             </w:r>
           </w:p>
         </w:tc>
@@ -3727,7 +4349,7 @@
               <w:rPr>
                 <w:sz w:val="18"/>
               </w:rPr>
-              <w:t>**Total frais**</w:t>
+              <w:t>Frais generaux affectes</w:t>
             </w:r>
           </w:p>
         </w:tc>
@@ -3754,7 +4376,7 @@
               <w:rPr>
                 <w:sz w:val="18"/>
               </w:rPr>
-              <w:t>**2.50 EUR**</w:t>
+              <w:t>**22.68 EUR**</w:t>
             </w:r>
           </w:p>
         </w:tc>
@@ -3797,7 +4419,7 @@
               <w:rPr>
                 <w:sz w:val="18"/>
               </w:rPr>
-              <w:t>**30.56 EUR**</w:t>
+              <w:t>**56.39 EUR**</w:t>
             </w:r>
           </w:p>
         </w:tc>
@@ -3827,7 +4449,7 @@
               <w:rPr>
                 <w:sz w:val="18"/>
               </w:rPr>
-              <w:t>30.56 / 10</w:t>
+              <w:t>56.39 / 12</w:t>
             </w:r>
           </w:p>
         </w:tc>
@@ -3841,7 +4463,7 @@
               <w:rPr>
                 <w:sz w:val="18"/>
               </w:rPr>
-              <w:t>**3.06 EUR**</w:t>
+              <w:t>**4.70 EUR**</w:t>
             </w:r>
           </w:p>
         </w:tc>
@@ -3857,7 +4479,7 @@
               <w:rPr>
                 <w:sz w:val="18"/>
               </w:rPr>
-              <w:t>**Prix vente (marge 30%)**</w:t>
+              <w:t>**Prix vente (marge 40%)**</w:t>
             </w:r>
           </w:p>
         </w:tc>
@@ -3871,7 +4493,7 @@
               <w:rPr>
                 <w:sz w:val="18"/>
               </w:rPr>
-              <w:t>3.06 / 0.70</w:t>
+              <w:t>4.70 / 0.60</w:t>
             </w:r>
           </w:p>
         </w:tc>
@@ -3885,7 +4507,7 @@
               <w:rPr>
                 <w:sz w:val="18"/>
               </w:rPr>
-              <w:t>**4.37 EUR**</w:t>
+              <w:t>**7.83 EUR**</w:t>
             </w:r>
           </w:p>
         </w:tc>
@@ -4340,7 +4962,7 @@
               <w:rPr>
                 <w:sz w:val="18"/>
               </w:rPr>
-              <w:t>Gerer les fournisseurs</w:t>
+              <w:t>Gerer les clients</w:t>
             </w:r>
           </w:p>
         </w:tc>
@@ -4689,6 +5311,64 @@
                 <w:sz w:val="18"/>
               </w:rPr>
               <w:t>Configuration SSO</w:t>
+            </w:r>
+          </w:p>
+        </w:tc>
+        <w:tc>
+          <w:tcPr>
+            <w:tcW w:type="dxa" w:w="2351"/>
+          </w:tcPr>
+          <w:p>
+            <w:pPr/>
+            <w:r>
+              <w:rPr>
+                <w:sz w:val="18"/>
+              </w:rPr>
+              <w:t>Oui</w:t>
+            </w:r>
+          </w:p>
+        </w:tc>
+        <w:tc>
+          <w:tcPr>
+            <w:tcW w:type="dxa" w:w="2351"/>
+          </w:tcPr>
+          <w:p>
+            <w:pPr/>
+            <w:r>
+              <w:rPr>
+                <w:sz w:val="18"/>
+              </w:rPr>
+              <w:t>Non</w:t>
+            </w:r>
+          </w:p>
+        </w:tc>
+        <w:tc>
+          <w:tcPr>
+            <w:tcW w:type="dxa" w:w="2351"/>
+          </w:tcPr>
+          <w:p>
+            <w:pPr/>
+            <w:r>
+              <w:rPr>
+                <w:sz w:val="18"/>
+              </w:rPr>
+              <w:t>Non</w:t>
+            </w:r>
+          </w:p>
+        </w:tc>
+      </w:tr>
+      <w:tr>
+        <w:tc>
+          <w:tcPr>
+            <w:tcW w:type="dxa" w:w="2351"/>
+          </w:tcPr>
+          <w:p>
+            <w:pPr/>
+            <w:r>
+              <w:rPr>
+                <w:sz w:val="18"/>
+              </w:rPr>
+              <w:t>Console base de donnees</w:t>
             </w:r>
           </w:p>
         </w:tc>
@@ -4866,7 +5546,7 @@
         <w:pStyle w:val="Heading3"/>
       </w:pPr>
       <w:r>
-        <w:t>Format CSV Fournisseurs</w:t>
+        <w:t>Format CSV Clients</w:t>
       </w:r>
     </w:p>
     <w:p>
@@ -4892,7 +5572,7 @@
           <w:color w:val="1E1E1E"/>
           <w:sz w:val="18"/>
         </w:rPr>
-        <w:t>Moulin du Nord;Jean Martin;contact@moulin.fr;0321456789;Lille</w:t>
+        <w:t>Auchan;Jean Martin;contact@auchan.fr;0321456789;Lille</w:t>
       </w:r>
     </w:p>
     <w:p>
@@ -5179,7 +5859,7 @@
               <w:rPr>
                 <w:sz w:val="18"/>
               </w:rPr>
-              <w:t>Fournisseurs</w:t>
+              <w:t>Clients</w:t>
             </w:r>
           </w:p>
         </w:tc>
@@ -5544,7 +6224,7 @@
               <w:rPr>
                 <w:sz w:val="18"/>
               </w:rPr>
-              <w:t>Couts agrages par categorie</w:t>
+              <w:t>Couts agreges par categorie</w:t>
             </w:r>
           </w:p>
         </w:tc>
@@ -6232,7 +6912,12 @@
     </w:p>
     <w:p>
       <w:r>
-        <w:t xml:space="preserve">4. Les couts sont recalcules </w:t>
+        <w:t>4. Les semi-finis sont detailles et editables individuellement</w:t>
+      </w:r>
+    </w:p>
+    <w:p>
+      <w:r>
+        <w:t xml:space="preserve">5. Les couts sont recalcules </w:t>
       </w:r>
       <w:r>
         <w:rPr>
@@ -6246,22 +6931,22 @@
     </w:p>
     <w:p>
       <w:r>
-        <w:t>5. Les lignes modifiees sont surlignees en orange</w:t>
+        <w:t>6. Les lignes modifiees sont surlignees en orange</w:t>
       </w:r>
     </w:p>
     <w:p>
       <w:r>
-        <w:t>6. Un bandeau jaune indique "Mode simulation active"</w:t>
+        <w:t>7. Un bandeau jaune indique "Mode simulation active"</w:t>
       </w:r>
     </w:p>
     <w:p>
       <w:r>
-        <w:t>7. Cliquer sur "Reinitialiser" pour revenir aux valeurs reelles</w:t>
+        <w:t>8. Cliquer sur "Reinitialiser" pour revenir aux valeurs reelles</w:t>
       </w:r>
     </w:p>
     <w:p>
       <w:r>
-        <w:t>8. Cliquer sur "Quitter simulation" pour desactiver le mode</w:t>
+        <w:t>9. Cliquer sur "Quitter simulation" pour desactiver le mode</w:t>
       </w:r>
     </w:p>
     <w:p>
@@ -6298,31 +6983,53 @@
         <w:pStyle w:val="Heading2"/>
       </w:pPr>
       <w:r>
-        <w:t>9.3 Comparaison de recettes</w:t>
+        <w:t>9.3 Sauvegarde de simulations</w:t>
       </w:r>
     </w:p>
     <w:p>
       <w:r>
-        <w:t xml:space="preserve">La page </w:t>
-      </w:r>
-      <w:r>
-        <w:rPr>
-          <w:b/>
-        </w:rPr>
-        <w:t>Comparaison</w:t>
-      </w:r>
-      <w:r>
-        <w:t xml:space="preserve"> permet de selectionner 2 recettes et d'afficher</w:t>
+        <w:t>Les simulations peuvent etre sauvegardees et rechargees ulterieurement</w:t>
       </w:r>
     </w:p>
     <w:p>
       <w:r>
-        <w:t>cote a cote leurs couts detailles (matieres, MO, frais, prix unitaire,</w:t>
+        <w:t xml:space="preserve">via l'endpoint </w:t>
+      </w:r>
+      <w:r>
+        <w:rPr>
+          <w:rFonts w:ascii="Consolas" w:hAnsi="Consolas"/>
+          <w:color w:val="002FA7"/>
+          <w:sz w:val="18"/>
+        </w:rPr>
+        <w:t>POST /api/recipes/{id}/simulations</w:t>
+      </w:r>
+      <w:r>
+        <w:t>.</w:t>
       </w:r>
     </w:p>
     <w:p>
       <w:r>
-        <w:t>prix de vente).</w:t>
+        <w:t>Chaque simulation sauvegardee contient :</w:t>
+      </w:r>
+    </w:p>
+    <w:p>
+      <w:r>
+        <w:t>- Un nom descriptif</w:t>
+      </w:r>
+    </w:p>
+    <w:p>
+      <w:r>
+        <w:t>- Les changements de prix de matieres (material_changes)</w:t>
+      </w:r>
+    </w:p>
+    <w:p>
+      <w:r>
+        <w:t>- La date de sauvegarde</w:t>
+      </w:r>
+    </w:p>
+    <w:p>
+      <w:r>
+        <w:t>- Les resultats calcules (cout original, cout simule, ecart)</w:t>
       </w:r>
     </w:p>
     <w:p>
@@ -6330,48 +7037,31 @@
         <w:pStyle w:val="Heading2"/>
       </w:pPr>
       <w:r>
-        <w:t>9.4 Evolution des prix (Dashboard)</w:t>
+        <w:t>9.4 Comparaison de recettes</w:t>
       </w:r>
     </w:p>
     <w:p>
       <w:r>
-        <w:t xml:space="preserve">Le graphique </w:t>
+        <w:t xml:space="preserve">La page </w:t>
       </w:r>
       <w:r>
         <w:rPr>
           <w:b/>
         </w:rPr>
-        <w:t>"Evolution des prix de revient"</w:t>
-      </w:r>
-      <w:r>
-        <w:t xml:space="preserve"> sur le tableau de bord</w:t>
+        <w:t>Comparaison</w:t>
+      </w:r>
+      <w:r>
+        <w:t xml:space="preserve"> permet de selectionner 2 recettes et d'afficher</w:t>
       </w:r>
     </w:p>
     <w:p>
       <w:r>
-        <w:t>affiche l'historique des prix de revient sur 90 jours, avec une courbe</w:t>
+        <w:t>cote a cote leurs couts detailles (matieres, MO, frais, prix unitaire,</w:t>
       </w:r>
     </w:p>
     <w:p>
       <w:r>
-        <w:t>par recette.</w:t>
-      </w:r>
-    </w:p>
-    <w:p>
-      <w:r/>
-      <w:r>
-        <w:rPr>
-          <w:b/>
-        </w:rPr>
-        <w:t>Prerequis :</w:t>
-      </w:r>
-      <w:r>
-        <w:t xml:space="preserve"> Configurer une tache planifiee "Historique prix" pour</w:t>
-      </w:r>
-    </w:p>
-    <w:p>
-      <w:r>
-        <w:t>capturer regulierement les snapshots de couts.</w:t>
+        <w:t>prix de vente).</w:t>
       </w:r>
     </w:p>
     <w:p>
@@ -6379,7 +7069,56 @@
         <w:pStyle w:val="Heading2"/>
       </w:pPr>
       <w:r>
-        <w:t>9.5 Alertes prix matieres (Dashboard)</w:t>
+        <w:t>9.5 Evolution des prix (Dashboard)</w:t>
+      </w:r>
+    </w:p>
+    <w:p>
+      <w:r>
+        <w:t xml:space="preserve">Le graphique </w:t>
+      </w:r>
+      <w:r>
+        <w:rPr>
+          <w:b/>
+        </w:rPr>
+        <w:t>"Evolution des prix de revient"</w:t>
+      </w:r>
+      <w:r>
+        <w:t xml:space="preserve"> sur le tableau de bord</w:t>
+      </w:r>
+    </w:p>
+    <w:p>
+      <w:r>
+        <w:t>affiche l'historique des prix de revient sur 90 jours, avec une courbe</w:t>
+      </w:r>
+    </w:p>
+    <w:p>
+      <w:r>
+        <w:t>par recette.</w:t>
+      </w:r>
+    </w:p>
+    <w:p>
+      <w:r/>
+      <w:r>
+        <w:rPr>
+          <w:b/>
+        </w:rPr>
+        <w:t>Prerequis :</w:t>
+      </w:r>
+      <w:r>
+        <w:t xml:space="preserve"> Configurer une tache planifiee "Historique prix" pour</w:t>
+      </w:r>
+    </w:p>
+    <w:p>
+      <w:r>
+        <w:t>capturer regulierement les snapshots de couts.</w:t>
+      </w:r>
+    </w:p>
+    <w:p>
+      <w:pPr>
+        <w:pStyle w:val="Heading2"/>
+      </w:pPr>
+      <w:r>
+        <w:t>9.6 Alertes prix matieres (Dashboard)</w:t>
       </w:r>
     </w:p>
     <w:p>
@@ -6541,7 +7280,7 @@
         <w:pStyle w:val="Heading2"/>
       </w:pPr>
       <w:r>
-        <w:t>9.6 Resume des couts (Arbre de fabrication)</w:t>
+        <w:t>9.7 Resume des couts (Arbre de fabrication)</w:t>
       </w:r>
     </w:p>
     <w:p>
@@ -6580,7 +7319,7 @@
     </w:p>
     <w:p>
       <w:r>
-        <w:t>- Detail de chaque matiere premiere, sous-recette et poste de MO</w:t>
+        <w:t>- Detail de chaque matiere premiere (avec code_article), sous-recette et poste de MO</w:t>
       </w:r>
     </w:p>
     <w:p>
@@ -6594,7 +7333,103 @@
         <w:jc w:val="center"/>
       </w:pPr>
       <w:r>
-        <w:t>10. Glossaire</w:t>
+        <w:t>10. Administration</w:t>
+      </w:r>
+    </w:p>
+    <w:p>
+      <w:pPr>
+        <w:pStyle w:val="Heading2"/>
+      </w:pPr>
+      <w:r>
+        <w:t>10.1 Tableau de bord administrateur</w:t>
+      </w:r>
+    </w:p>
+    <w:p>
+      <w:r>
+        <w:t>Visible uniquement pour les administrateurs, la section Administration</w:t>
+      </w:r>
+    </w:p>
+    <w:p>
+      <w:r>
+        <w:t>du tableau de bord affiche :</w:t>
+      </w:r>
+    </w:p>
+    <w:p>
+      <w:r>
+        <w:t xml:space="preserve">- </w:t>
+      </w:r>
+      <w:r>
+        <w:rPr>
+          <w:b/>
+        </w:rPr>
+        <w:t>4 KPIs</w:t>
+      </w:r>
+      <w:r>
+        <w:t xml:space="preserve"> : Utilisateurs (par role), Imports (succes/erreur), Sites, Alertes stock</w:t>
+      </w:r>
+    </w:p>
+    <w:p>
+      <w:r>
+        <w:t xml:space="preserve">- </w:t>
+      </w:r>
+      <w:r>
+        <w:rPr>
+          <w:b/>
+        </w:rPr>
+        <w:t>Recettes par categorie</w:t>
+      </w:r>
+      <w:r>
+        <w:t xml:space="preserve"> (graphique en barres)</w:t>
+      </w:r>
+    </w:p>
+    <w:p>
+      <w:r>
+        <w:t xml:space="preserve">- </w:t>
+      </w:r>
+      <w:r>
+        <w:rPr>
+          <w:b/>
+        </w:rPr>
+        <w:t>Derniers imports</w:t>
+      </w:r>
+      <w:r>
+        <w:t xml:space="preserve"> (5 derniers avec statut)</w:t>
+      </w:r>
+    </w:p>
+    <w:p>
+      <w:r>
+        <w:t xml:space="preserve">- </w:t>
+      </w:r>
+      <w:r>
+        <w:rPr>
+          <w:b/>
+        </w:rPr>
+        <w:t>Taches planifiees</w:t>
+      </w:r>
+      <w:r>
+        <w:t xml:space="preserve"> (avec dernier statut d'execution)</w:t>
+      </w:r>
+    </w:p>
+    <w:p>
+      <w:pPr>
+        <w:pStyle w:val="Heading2"/>
+      </w:pPr>
+      <w:r>
+        <w:t>10.2 Console base de donnees</w:t>
+      </w:r>
+    </w:p>
+    <w:p>
+      <w:r>
+        <w:t xml:space="preserve">Accessible dans </w:t>
+      </w:r>
+      <w:r>
+        <w:rPr>
+          <w:b/>
+        </w:rPr>
+        <w:t>Parametres &gt; Base de donnees</w:t>
+      </w:r>
+      <w:r>
+        <w:t xml:space="preserve"> (admin uniquement).</w:t>
       </w:r>
     </w:p>
     <w:tbl>
@@ -6620,7 +7455,7 @@
                 <w:b/>
                 <w:sz w:val="18"/>
               </w:rPr>
-              <w:t>Terme</w:t>
+              <w:t>Fonctionnalite</w:t>
             </w:r>
           </w:p>
         </w:tc>
@@ -6635,7 +7470,7 @@
                 <w:b/>
                 <w:sz w:val="18"/>
               </w:rPr>
-              <w:t>Definition</w:t>
+              <w:t>Description</w:t>
             </w:r>
           </w:p>
         </w:tc>
@@ -6651,7 +7486,7 @@
               <w:rPr>
                 <w:sz w:val="18"/>
               </w:rPr>
-              <w:t>**BOM**</w:t>
+              <w:t>Jeu de donnees</w:t>
             </w:r>
           </w:p>
         </w:tc>
@@ -6665,7 +7500,7 @@
               <w:rPr>
                 <w:sz w:val="18"/>
               </w:rPr>
-              <w:t>Bill of Materials - Nomenclature/arbre de fabrication</w:t>
+              <w:t>Charge 8 categories, 6 clients, 18 matieres, 7 recettes, 5 frais, 6 unites</w:t>
             </w:r>
           </w:p>
         </w:tc>
@@ -6681,7 +7516,7 @@
               <w:rPr>
                 <w:sz w:val="18"/>
               </w:rPr>
-              <w:t>**Freinte**</w:t>
+              <w:t>Reinitialisation</w:t>
             </w:r>
           </w:p>
         </w:tc>
@@ -6695,7 +7530,7 @@
               <w:rPr>
                 <w:sz w:val="18"/>
               </w:rPr>
-              <w:t>Pourcentage de perte lors de la transformation d'une matiere</w:t>
+              <w:t>Supprime toutes les donnees sauf utilisateurs et parametres</w:t>
             </w:r>
           </w:p>
         </w:tc>
@@ -6711,7 +7546,7 @@
               <w:rPr>
                 <w:sz w:val="18"/>
               </w:rPr>
-              <w:t>**Semi-fini**</w:t>
+              <w:t>Console requetes</w:t>
             </w:r>
           </w:p>
         </w:tc>
@@ -6725,7 +7560,101 @@
               <w:rPr>
                 <w:sz w:val="18"/>
               </w:rPr>
-              <w:t>Produit intermediaire utilise comme composant d'un produit fini</w:t>
+              <w:t>Execute des requetes MongoDB (find, count, aggregate, distinct)</w:t>
+            </w:r>
+          </w:p>
+        </w:tc>
+      </w:tr>
+    </w:tbl>
+    <w:p/>
+    <w:p>
+      <w:pPr>
+        <w:pStyle w:val="Heading2"/>
+      </w:pPr>
+      <w:r>
+        <w:t>10.3 Photos de recettes</w:t>
+      </w:r>
+    </w:p>
+    <w:p>
+      <w:r>
+        <w:t>Les recettes peuvent avoir une photo associee, affichee dans :</w:t>
+      </w:r>
+    </w:p>
+    <w:p>
+      <w:r>
+        <w:t>- La page de detail de la recette</w:t>
+      </w:r>
+    </w:p>
+    <w:p>
+      <w:r>
+        <w:t>- L'export PDF</w:t>
+      </w:r>
+    </w:p>
+    <w:p>
+      <w:r>
+        <w:t xml:space="preserve">Les dimensions de la photo sont configurables dans </w:t>
+      </w:r>
+      <w:r>
+        <w:rPr>
+          <w:b/>
+        </w:rPr>
+        <w:t>Parametres &gt; Apparence</w:t>
+      </w:r>
+      <w:r/>
+    </w:p>
+    <w:p>
+      <w:r>
+        <w:t>(defaut : 120 x 120 pixels).</w:t>
+      </w:r>
+    </w:p>
+    <w:p>
+      <w:pPr>
+        <w:pStyle w:val="Title"/>
+        <w:jc w:val="center"/>
+      </w:pPr>
+      <w:r>
+        <w:t>11. Glossaire</w:t>
+      </w:r>
+    </w:p>
+    <w:tbl>
+      <w:tblPr>
+        <w:tblStyle w:val="LightGrid-Accent1"/>
+        <w:tblW w:type="auto" w:w="0"/>
+        <w:jc w:val="center"/>
+        <w:tblLook w:firstColumn="1" w:firstRow="1" w:lastColumn="0" w:lastRow="0" w:noHBand="0" w:noVBand="1" w:val="04A0"/>
+      </w:tblPr>
+      <w:tblGrid>
+        <w:gridCol w:w="4703"/>
+        <w:gridCol w:w="4703"/>
+      </w:tblGrid>
+      <w:tr>
+        <w:tc>
+          <w:tcPr>
+            <w:tcW w:type="dxa" w:w="4703"/>
+          </w:tcPr>
+          <w:p>
+            <w:pPr/>
+            <w:r>
+              <w:rPr>
+                <w:b/>
+                <w:sz w:val="18"/>
+              </w:rPr>
+              <w:t>Terme</w:t>
+            </w:r>
+          </w:p>
+        </w:tc>
+        <w:tc>
+          <w:tcPr>
+            <w:tcW w:type="dxa" w:w="4703"/>
+          </w:tcPr>
+          <w:p>
+            <w:pPr/>
+            <w:r>
+              <w:rPr>
+                <w:b/>
+                <w:sz w:val="18"/>
+              </w:rPr>
+              <w:t>Definition</w:t>
             </w:r>
           </w:p>
         </w:tc>
@@ -6741,7 +7670,7 @@
               <w:rPr>
                 <w:sz w:val="18"/>
               </w:rPr>
-              <w:t>**Prix de revient**</w:t>
+              <w:t>**BOM**</w:t>
             </w:r>
           </w:p>
         </w:tc>
@@ -6755,7 +7684,7 @@
               <w:rPr>
                 <w:sz w:val="18"/>
               </w:rPr>
-              <w:t>Cout total de fabrication divise par la quantite produite</w:t>
+              <w:t>Bill of Materials - Nomenclature/arbre de fabrication</w:t>
             </w:r>
           </w:p>
         </w:tc>
@@ -6771,7 +7700,7 @@
               <w:rPr>
                 <w:sz w:val="18"/>
               </w:rPr>
-              <w:t>**Marge cible**</w:t>
+              <w:t>**Freinte**</w:t>
             </w:r>
           </w:p>
         </w:tc>
@@ -6785,7 +7714,7 @@
               <w:rPr>
                 <w:sz w:val="18"/>
               </w:rPr>
-              <w:t>Pourcentage de marge souhaite sur le prix de vente</w:t>
+              <w:t>Pourcentage de perte lors de la transformation d'une matiere</w:t>
             </w:r>
           </w:p>
         </w:tc>
@@ -6801,7 +7730,7 @@
               <w:rPr>
                 <w:sz w:val="18"/>
               </w:rPr>
-              <w:t>**Prix de vente conseille**</w:t>
+              <w:t>**Semi-fini**</w:t>
             </w:r>
           </w:p>
         </w:tc>
@@ -6815,7 +7744,7 @@
               <w:rPr>
                 <w:sz w:val="18"/>
               </w:rPr>
-              <w:t>Prix calcule pour atteindre la marge cible</w:t>
+              <w:t>Produit intermediaire utilise comme composant d'un produit fini</w:t>
             </w:r>
           </w:p>
         </w:tc>
@@ -6831,7 +7760,7 @@
               <w:rPr>
                 <w:sz w:val="18"/>
               </w:rPr>
-              <w:t>**Frais generaux**</w:t>
+              <w:t>**Prix de revient**</w:t>
             </w:r>
           </w:p>
         </w:tc>
@@ -6845,7 +7774,7 @@
               <w:rPr>
                 <w:sz w:val="18"/>
               </w:rPr>
-              <w:t>Charges indirectes affectees aux produits (loyer, energie, etc.)</w:t>
+              <w:t>Cout total de fabrication divise par la quantite produite</w:t>
             </w:r>
           </w:p>
         </w:tc>
@@ -6861,7 +7790,7 @@
               <w:rPr>
                 <w:sz w:val="18"/>
               </w:rPr>
-              <w:t>**RBAC**</w:t>
+              <w:t>**Marge cible**</w:t>
             </w:r>
           </w:p>
         </w:tc>
@@ -6875,7 +7804,7 @@
               <w:rPr>
                 <w:sz w:val="18"/>
               </w:rPr>
-              <w:t>Role-Based Access Control - Controle d'acces par role</w:t>
+              <w:t>Pourcentage de marge souhaite sur le prix de vente</w:t>
             </w:r>
           </w:p>
         </w:tc>
@@ -6891,7 +7820,7 @@
               <w:rPr>
                 <w:sz w:val="18"/>
               </w:rPr>
-              <w:t>**API KPI**</w:t>
+              <w:t>**Prix de vente conseille**</w:t>
             </w:r>
           </w:p>
         </w:tc>
@@ -6905,7 +7834,7 @@
               <w:rPr>
                 <w:sz w:val="18"/>
               </w:rPr>
-              <w:t>Interface programmatique pour extraire les indicateurs cles</w:t>
+              <w:t>Prix calcule pour atteindre la marge cible</w:t>
             </w:r>
           </w:p>
         </w:tc>
@@ -6921,7 +7850,7 @@
               <w:rPr>
                 <w:sz w:val="18"/>
               </w:rPr>
-              <w:t>**Scheduler**</w:t>
+              <w:t>**Frais generaux**</w:t>
             </w:r>
           </w:p>
         </w:tc>
@@ -6935,7 +7864,7 @@
               <w:rPr>
                 <w:sz w:val="18"/>
               </w:rPr>
-              <w:t>Planificateur de taches automatiques integre a l'application</w:t>
+              <w:t>Charges indirectes affectees aux produits (loyer, energie, etc.)</w:t>
             </w:r>
           </w:p>
         </w:tc>
@@ -6951,7 +7880,7 @@
               <w:rPr>
                 <w:sz w:val="18"/>
               </w:rPr>
-              <w:t>**SSO**</w:t>
+              <w:t>**RBAC**</w:t>
             </w:r>
           </w:p>
         </w:tc>
@@ -6965,7 +7894,7 @@
               <w:rPr>
                 <w:sz w:val="18"/>
               </w:rPr>
-              <w:t>Single Sign-On - Authentification unique (Google / Microsoft)</w:t>
+              <w:t>Role-Based Access Control - Controle d'acces par role</w:t>
             </w:r>
           </w:p>
         </w:tc>
@@ -6981,6 +7910,96 @@
               <w:rPr>
                 <w:sz w:val="18"/>
               </w:rPr>
+              <w:t>**API KPI**</w:t>
+            </w:r>
+          </w:p>
+        </w:tc>
+        <w:tc>
+          <w:tcPr>
+            <w:tcW w:type="dxa" w:w="4703"/>
+          </w:tcPr>
+          <w:p>
+            <w:pPr/>
+            <w:r>
+              <w:rPr>
+                <w:sz w:val="18"/>
+              </w:rPr>
+              <w:t>Interface programmatique pour extraire les indicateurs cles</w:t>
+            </w:r>
+          </w:p>
+        </w:tc>
+      </w:tr>
+      <w:tr>
+        <w:tc>
+          <w:tcPr>
+            <w:tcW w:type="dxa" w:w="4703"/>
+          </w:tcPr>
+          <w:p>
+            <w:pPr/>
+            <w:r>
+              <w:rPr>
+                <w:sz w:val="18"/>
+              </w:rPr>
+              <w:t>**Scheduler**</w:t>
+            </w:r>
+          </w:p>
+        </w:tc>
+        <w:tc>
+          <w:tcPr>
+            <w:tcW w:type="dxa" w:w="4703"/>
+          </w:tcPr>
+          <w:p>
+            <w:pPr/>
+            <w:r>
+              <w:rPr>
+                <w:sz w:val="18"/>
+              </w:rPr>
+              <w:t>Planificateur de taches automatiques integre a l'application</w:t>
+            </w:r>
+          </w:p>
+        </w:tc>
+      </w:tr>
+      <w:tr>
+        <w:tc>
+          <w:tcPr>
+            <w:tcW w:type="dxa" w:w="4703"/>
+          </w:tcPr>
+          <w:p>
+            <w:pPr/>
+            <w:r>
+              <w:rPr>
+                <w:sz w:val="18"/>
+              </w:rPr>
+              <w:t>**SSO**</w:t>
+            </w:r>
+          </w:p>
+        </w:tc>
+        <w:tc>
+          <w:tcPr>
+            <w:tcW w:type="dxa" w:w="4703"/>
+          </w:tcPr>
+          <w:p>
+            <w:pPr/>
+            <w:r>
+              <w:rPr>
+                <w:sz w:val="18"/>
+              </w:rPr>
+              <w:t>Single Sign-On - Authentification unique (Google / Microsoft)</w:t>
+            </w:r>
+          </w:p>
+        </w:tc>
+      </w:tr>
+      <w:tr>
+        <w:tc>
+          <w:tcPr>
+            <w:tcW w:type="dxa" w:w="4703"/>
+          </w:tcPr>
+          <w:p>
+            <w:pPr/>
+            <w:r>
+              <w:rPr>
+                <w:sz w:val="18"/>
+              </w:rPr>
               <w:t>**SFTP**</w:t>
             </w:r>
           </w:p>
@@ -6996,6 +8015,156 @@
                 <w:sz w:val="18"/>
               </w:rPr>
               <w:t>Protocole de transfert de fichiers securise</w:t>
+            </w:r>
+          </w:p>
+        </w:tc>
+      </w:tr>
+      <w:tr>
+        <w:tc>
+          <w:tcPr>
+            <w:tcW w:type="dxa" w:w="4703"/>
+          </w:tcPr>
+          <w:p>
+            <w:pPr/>
+            <w:r>
+              <w:rPr>
+                <w:sz w:val="18"/>
+              </w:rPr>
+              <w:t>**MDD**</w:t>
+            </w:r>
+          </w:p>
+        </w:tc>
+        <w:tc>
+          <w:tcPr>
+            <w:tcW w:type="dxa" w:w="4703"/>
+          </w:tcPr>
+          <w:p>
+            <w:pPr/>
+            <w:r>
+              <w:rPr>
+                <w:sz w:val="18"/>
+              </w:rPr>
+              <w:t>Marque De Distributeur</w:t>
+            </w:r>
+          </w:p>
+        </w:tc>
+      </w:tr>
+      <w:tr>
+        <w:tc>
+          <w:tcPr>
+            <w:tcW w:type="dxa" w:w="4703"/>
+          </w:tcPr>
+          <w:p>
+            <w:pPr/>
+            <w:r>
+              <w:rPr>
+                <w:sz w:val="18"/>
+              </w:rPr>
+              <w:t>**MN**</w:t>
+            </w:r>
+          </w:p>
+        </w:tc>
+        <w:tc>
+          <w:tcPr>
+            <w:tcW w:type="dxa" w:w="4703"/>
+          </w:tcPr>
+          <w:p>
+            <w:pPr/>
+            <w:r>
+              <w:rPr>
+                <w:sz w:val="18"/>
+              </w:rPr>
+              <w:t>Marque Nationale</w:t>
+            </w:r>
+          </w:p>
+        </w:tc>
+      </w:tr>
+      <w:tr>
+        <w:tc>
+          <w:tcPr>
+            <w:tcW w:type="dxa" w:w="4703"/>
+          </w:tcPr>
+          <w:p>
+            <w:pPr/>
+            <w:r>
+              <w:rPr>
+                <w:sz w:val="18"/>
+              </w:rPr>
+              <w:t>**SM**</w:t>
+            </w:r>
+          </w:p>
+        </w:tc>
+        <w:tc>
+          <w:tcPr>
+            <w:tcW w:type="dxa" w:w="4703"/>
+          </w:tcPr>
+          <w:p>
+            <w:pPr/>
+            <w:r>
+              <w:rPr>
+                <w:sz w:val="18"/>
+              </w:rPr>
+              <w:t>Sans Marque</w:t>
+            </w:r>
+          </w:p>
+        </w:tc>
+      </w:tr>
+      <w:tr>
+        <w:tc>
+          <w:tcPr>
+            <w:tcW w:type="dxa" w:w="4703"/>
+          </w:tcPr>
+          <w:p>
+            <w:pPr/>
+            <w:r>
+              <w:rPr>
+                <w:sz w:val="18"/>
+              </w:rPr>
+              <w:t>**MP**</w:t>
+            </w:r>
+          </w:p>
+        </w:tc>
+        <w:tc>
+          <w:tcPr>
+            <w:tcW w:type="dxa" w:w="4703"/>
+          </w:tcPr>
+          <w:p>
+            <w:pPr/>
+            <w:r>
+              <w:rPr>
+                <w:sz w:val="18"/>
+              </w:rPr>
+              <w:t>Marque Propre</w:t>
+            </w:r>
+          </w:p>
+        </w:tc>
+      </w:tr>
+      <w:tr>
+        <w:tc>
+          <w:tcPr>
+            <w:tcW w:type="dxa" w:w="4703"/>
+          </w:tcPr>
+          <w:p>
+            <w:pPr/>
+            <w:r>
+              <w:rPr>
+                <w:sz w:val="18"/>
+              </w:rPr>
+              <w:t>**Code article**</w:t>
+            </w:r>
+          </w:p>
+        </w:tc>
+        <w:tc>
+          <w:tcPr>
+            <w:tcW w:type="dxa" w:w="4703"/>
+          </w:tcPr>
+          <w:p>
+            <w:pPr/>
+            <w:r>
+              <w:rPr>
+                <w:sz w:val="18"/>
+              </w:rPr>
+              <w:t>Reference interne unique (MAT-xxx, REC-xxx, CLI-xxx)</w:t>
             </w:r>
           </w:p>
         </w:tc>
@@ -7008,7 +8177,7 @@
         <w:rPr>
           <w:i/>
         </w:rPr>
-        <w:t>Document genere le 1er avril 2026 - PrixRevient v11</w:t>
+        <w:t>Document genere le 2 avril 2026 - PrixRevient v16</w:t>
       </w:r>
       <w:r/>
     </w:p>
